--- a/data/raw/Strategic_Planning.docx
+++ b/data/raw/Strategic_Planning.docx
@@ -14,133 +14,1645 @@
           <w:b/>
           <w:bCs/>
         </w:rPr>
-        <w:t>Strategic Planning Data</w:t>
+        <w:t>Strategic Planning Framework for Powerpuff Girls Arts and Science College</w:t>
+      </w:r>
+    </w:p>
+    <w:p>
+      <w:pPr>
+        <w:rPr>
+          <w:b/>
+          <w:bCs/>
+        </w:rPr>
+      </w:pPr>
+      <w:r>
+        <w:rPr>
+          <w:b/>
+          <w:bCs/>
+        </w:rPr>
+        <w:t xml:space="preserve">As Dean, you lead the Strategic Planning Framework at Powerpuff Girls Arts and Science College, Townsville, Tamil Nadu, aligning with NAAC A+ and NEP 2020. Integrated into the ERP portal, this framework drives excellence across B.A. English Literature, B.Sc. Computer Science, </w:t>
+      </w:r>
+      <w:proofErr w:type="gramStart"/>
+      <w:r>
+        <w:rPr>
+          <w:b/>
+          <w:bCs/>
+        </w:rPr>
+        <w:t>B.Com</w:t>
+      </w:r>
+      <w:proofErr w:type="gramEnd"/>
+      <w:r>
+        <w:rPr>
+          <w:b/>
+          <w:bCs/>
+        </w:rPr>
+        <w:t xml:space="preserve"> Accounting &amp; Finance, B.Sc. Psychology, B.B.A, M.Sc. Data Science, and M.A. Journalism &amp; Mass Communication through structured planning, data-driven decisions, and collaborative initiatives.</w:t>
+      </w:r>
+    </w:p>
+    <w:p>
+      <w:pPr>
+        <w:rPr>
+          <w:b/>
+          <w:bCs/>
+        </w:rPr>
+      </w:pPr>
+      <w:r>
+        <w:rPr>
+          <w:b/>
+          <w:bCs/>
+        </w:rPr>
+        <w:pict w14:anchorId="3812C881">
+          <v:rect id="_x0000_i1079" style="width:0;height:1.5pt" o:hralign="center" o:hrstd="t" o:hr="t" fillcolor="#a0a0a0" stroked="f"/>
+        </w:pict>
+      </w:r>
+    </w:p>
+    <w:p>
+      <w:pPr>
+        <w:rPr>
+          <w:b/>
+          <w:bCs/>
+        </w:rPr>
+      </w:pPr>
+      <w:r>
+        <w:rPr>
+          <w:b/>
+          <w:bCs/>
+        </w:rPr>
+        <w:t>1. Annual Planning Calendar</w:t>
       </w:r>
     </w:p>
     <w:p>
       <w:pPr>
         <w:numPr>
           <w:ilvl w:val="0"/>
-          <w:numId w:val="1"/>
-        </w:numPr>
-      </w:pPr>
-      <w:r>
-        <w:rPr>
-          <w:b/>
-          <w:bCs/>
-        </w:rPr>
-        <w:t>Annual Planning Calendar</w:t>
-      </w:r>
-      <w:r>
-        <w:t>:</w:t>
-      </w:r>
-      <w:r>
-        <w:br/>
-        <w:t>Each department must submit a Departmental Strategic Plan (DSP) by June 15 of every academic year. This should outline goals in curriculum, research, student engagement, infrastructure, and collaborations. Progress against the DSP will be reviewed quarterly.</w:t>
+          <w:numId w:val="2"/>
+        </w:numPr>
+        <w:rPr>
+          <w:b/>
+          <w:bCs/>
+        </w:rPr>
+      </w:pPr>
+      <w:r>
+        <w:rPr>
+          <w:b/>
+          <w:bCs/>
+        </w:rPr>
+        <w:t>Objective: Structured timeline for departmental goals.</w:t>
       </w:r>
     </w:p>
     <w:p>
       <w:pPr>
         <w:numPr>
           <w:ilvl w:val="0"/>
-          <w:numId w:val="1"/>
-        </w:numPr>
-      </w:pPr>
-      <w:r>
-        <w:rPr>
-          <w:b/>
-          <w:bCs/>
-        </w:rPr>
-        <w:t>Data-Driven Decisions</w:t>
-      </w:r>
-      <w:r>
-        <w:t>:</w:t>
-      </w:r>
-      <w:r>
-        <w:br/>
-        <w:t xml:space="preserve">Strategic decisions — such as starting new courses, industry partnerships, or infrastructure upgrades — must be backed by data including </w:t>
+          <w:numId w:val="2"/>
+        </w:numPr>
+        <w:rPr>
+          <w:b/>
+          <w:bCs/>
+        </w:rPr>
+      </w:pPr>
+      <w:r>
+        <w:rPr>
+          <w:b/>
+          <w:bCs/>
+        </w:rPr>
+        <w:t>Process:</w:t>
+      </w:r>
+    </w:p>
+    <w:p>
+      <w:pPr>
+        <w:numPr>
+          <w:ilvl w:val="1"/>
+          <w:numId w:val="2"/>
+        </w:numPr>
+        <w:rPr>
+          <w:b/>
+          <w:bCs/>
+        </w:rPr>
+      </w:pPr>
+      <w:r>
+        <w:rPr>
+          <w:b/>
+          <w:bCs/>
+        </w:rPr>
+        <w:t>Submission: Departments submit Departmental Strategic Plans (DSPs) by June 15 via ERP, covering:</w:t>
+      </w:r>
+    </w:p>
+    <w:p>
+      <w:pPr>
+        <w:numPr>
+          <w:ilvl w:val="2"/>
+          <w:numId w:val="2"/>
+        </w:numPr>
+        <w:rPr>
+          <w:b/>
+          <w:bCs/>
+        </w:rPr>
+      </w:pPr>
+      <w:r>
+        <w:rPr>
+          <w:b/>
+          <w:bCs/>
+        </w:rPr>
+        <w:t>Curriculum: E.g., AI ethics for M.Sc. Data Science.</w:t>
+      </w:r>
+    </w:p>
+    <w:p>
+      <w:pPr>
+        <w:numPr>
+          <w:ilvl w:val="2"/>
+          <w:numId w:val="2"/>
+        </w:numPr>
+        <w:rPr>
+          <w:b/>
+          <w:bCs/>
+        </w:rPr>
+      </w:pPr>
+      <w:r>
+        <w:rPr>
+          <w:b/>
+          <w:bCs/>
+        </w:rPr>
+        <w:t xml:space="preserve">Research: E.g., B.Sc. Psychology’s </w:t>
       </w:r>
       <w:proofErr w:type="spellStart"/>
       <w:r>
+        <w:rPr>
+          <w:b/>
+          <w:bCs/>
+        </w:rPr>
+        <w:t>behavioral</w:t>
+      </w:r>
+      <w:proofErr w:type="spellEnd"/>
+      <w:r>
+        <w:rPr>
+          <w:b/>
+          <w:bCs/>
+        </w:rPr>
+        <w:t xml:space="preserve"> studies.</w:t>
+      </w:r>
+    </w:p>
+    <w:p>
+      <w:pPr>
+        <w:numPr>
+          <w:ilvl w:val="2"/>
+          <w:numId w:val="2"/>
+        </w:numPr>
+        <w:rPr>
+          <w:b/>
+          <w:bCs/>
+        </w:rPr>
+      </w:pPr>
+      <w:r>
+        <w:rPr>
+          <w:b/>
+          <w:bCs/>
+        </w:rPr>
+        <w:t xml:space="preserve">Engagement: E.g., </w:t>
+      </w:r>
+      <w:proofErr w:type="spellStart"/>
+      <w:r>
+        <w:rPr>
+          <w:b/>
+          <w:bCs/>
+        </w:rPr>
+        <w:t>TechBurst</w:t>
+      </w:r>
+      <w:proofErr w:type="spellEnd"/>
+      <w:r>
+        <w:rPr>
+          <w:b/>
+          <w:bCs/>
+        </w:rPr>
+        <w:t xml:space="preserve"> for B.Sc. CS.</w:t>
+      </w:r>
+    </w:p>
+    <w:p>
+      <w:pPr>
+        <w:numPr>
+          <w:ilvl w:val="2"/>
+          <w:numId w:val="2"/>
+        </w:numPr>
+        <w:rPr>
+          <w:b/>
+          <w:bCs/>
+        </w:rPr>
+      </w:pPr>
+      <w:r>
+        <w:rPr>
+          <w:b/>
+          <w:bCs/>
+        </w:rPr>
+        <w:t>Infrastructure: E.g., Tally lab for B.Com.</w:t>
+      </w:r>
+    </w:p>
+    <w:p>
+      <w:pPr>
+        <w:numPr>
+          <w:ilvl w:val="2"/>
+          <w:numId w:val="2"/>
+        </w:numPr>
+        <w:rPr>
+          <w:b/>
+          <w:bCs/>
+        </w:rPr>
+      </w:pPr>
+      <w:r>
+        <w:rPr>
+          <w:b/>
+          <w:bCs/>
+        </w:rPr>
+        <w:t>Collaborations: E.g., Deloitte for B.Com.</w:t>
+      </w:r>
+    </w:p>
+    <w:p>
+      <w:pPr>
+        <w:numPr>
+          <w:ilvl w:val="1"/>
+          <w:numId w:val="2"/>
+        </w:numPr>
+        <w:rPr>
+          <w:b/>
+          <w:bCs/>
+        </w:rPr>
+      </w:pPr>
+      <w:r>
+        <w:rPr>
+          <w:b/>
+          <w:bCs/>
+        </w:rPr>
+        <w:t>DSP Structure: Goals, timelines, budgets, KPIs (e.g., 95% B.Sc. CS placement).</w:t>
+      </w:r>
+    </w:p>
+    <w:p>
+      <w:pPr>
+        <w:numPr>
+          <w:ilvl w:val="1"/>
+          <w:numId w:val="2"/>
+        </w:numPr>
+        <w:rPr>
+          <w:b/>
+          <w:bCs/>
+        </w:rPr>
+      </w:pPr>
+      <w:r>
+        <w:rPr>
+          <w:b/>
+          <w:bCs/>
+        </w:rPr>
+        <w:t>Quarterly Reviews: September, December, March, June via ERP.</w:t>
+      </w:r>
+    </w:p>
+    <w:p>
+      <w:pPr>
+        <w:numPr>
+          <w:ilvl w:val="0"/>
+          <w:numId w:val="2"/>
+        </w:numPr>
+        <w:rPr>
+          <w:b/>
+          <w:bCs/>
+        </w:rPr>
+      </w:pPr>
+      <w:r>
+        <w:rPr>
+          <w:b/>
+          <w:bCs/>
+        </w:rPr>
+        <w:t>Dean’s Role: Approve DSPs by June 30, ensure &lt;5% late submissions, allocate budgets (e.g., ₹10 lakh for M.A. Journalism’s media lab).</w:t>
+      </w:r>
+    </w:p>
+    <w:p>
+      <w:pPr>
+        <w:numPr>
+          <w:ilvl w:val="0"/>
+          <w:numId w:val="2"/>
+        </w:numPr>
+        <w:rPr>
+          <w:b/>
+          <w:bCs/>
+        </w:rPr>
+      </w:pPr>
+      <w:r>
+        <w:rPr>
+          <w:b/>
+          <w:bCs/>
+        </w:rPr>
+        <w:t>Tools: ERP dashboards, RAG chatbot (e.g., “Show B.A. English DSP progress”), SMS/email alerts.</w:t>
+      </w:r>
+    </w:p>
+    <w:p>
+      <w:pPr>
+        <w:rPr>
+          <w:b/>
+          <w:bCs/>
+        </w:rPr>
+      </w:pPr>
+      <w:r>
+        <w:rPr>
+          <w:b/>
+          <w:bCs/>
+        </w:rPr>
+        <w:pict w14:anchorId="43A2CE89">
+          <v:rect id="_x0000_i1080" style="width:0;height:1.5pt" o:hralign="center" o:hrstd="t" o:hr="t" fillcolor="#a0a0a0" stroked="f"/>
+        </w:pict>
+      </w:r>
+    </w:p>
+    <w:p>
+      <w:pPr>
+        <w:rPr>
+          <w:b/>
+          <w:bCs/>
+        </w:rPr>
+      </w:pPr>
+      <w:r>
+        <w:rPr>
+          <w:b/>
+          <w:bCs/>
+        </w:rPr>
+        <w:t>2. Data-Driven Decisions</w:t>
+      </w:r>
+    </w:p>
+    <w:p>
+      <w:pPr>
+        <w:numPr>
+          <w:ilvl w:val="0"/>
+          <w:numId w:val="3"/>
+        </w:numPr>
+        <w:rPr>
+          <w:b/>
+          <w:bCs/>
+        </w:rPr>
+      </w:pPr>
+      <w:r>
+        <w:rPr>
+          <w:b/>
+          <w:bCs/>
+        </w:rPr>
+        <w:t>Objective: Ground decisions in data for relevance.</w:t>
+      </w:r>
+    </w:p>
+    <w:p>
+      <w:pPr>
+        <w:numPr>
+          <w:ilvl w:val="0"/>
+          <w:numId w:val="3"/>
+        </w:numPr>
+        <w:rPr>
+          <w:b/>
+          <w:bCs/>
+        </w:rPr>
+      </w:pPr>
+      <w:r>
+        <w:rPr>
+          <w:b/>
+          <w:bCs/>
+        </w:rPr>
+        <w:t>Process:</w:t>
+      </w:r>
+    </w:p>
+    <w:p>
+      <w:pPr>
+        <w:numPr>
+          <w:ilvl w:val="1"/>
+          <w:numId w:val="3"/>
+        </w:numPr>
+        <w:rPr>
+          <w:b/>
+          <w:bCs/>
+        </w:rPr>
+      </w:pPr>
+      <w:r>
+        <w:rPr>
+          <w:b/>
+          <w:bCs/>
+        </w:rPr>
+        <w:t xml:space="preserve">Data: </w:t>
+      </w:r>
+      <w:proofErr w:type="spellStart"/>
+      <w:r>
+        <w:rPr>
+          <w:b/>
+          <w:bCs/>
+        </w:rPr>
+        <w:t>Enrollment</w:t>
+      </w:r>
+      <w:proofErr w:type="spellEnd"/>
+      <w:r>
+        <w:rPr>
+          <w:b/>
+          <w:bCs/>
+        </w:rPr>
+        <w:t xml:space="preserve"> trends (e.g., 10% M.Sc. Data Science growth), job market needs (e.g., GST for </w:t>
+      </w:r>
+      <w:proofErr w:type="gramStart"/>
+      <w:r>
+        <w:rPr>
+          <w:b/>
+          <w:bCs/>
+        </w:rPr>
+        <w:t>B.Com</w:t>
+      </w:r>
+      <w:proofErr w:type="gramEnd"/>
+      <w:r>
+        <w:rPr>
+          <w:b/>
+          <w:bCs/>
+        </w:rPr>
+        <w:t>), alumni input (e.g., 80% B.A. English alumni suggest digital content).</w:t>
+      </w:r>
+    </w:p>
+    <w:p>
+      <w:pPr>
+        <w:numPr>
+          <w:ilvl w:val="1"/>
+          <w:numId w:val="3"/>
+        </w:numPr>
+        <w:rPr>
+          <w:b/>
+          <w:bCs/>
+        </w:rPr>
+      </w:pPr>
+      <w:r>
+        <w:rPr>
+          <w:b/>
+          <w:bCs/>
+        </w:rPr>
+        <w:t>Feasibility Report: Mandatory for new courses/partnerships (e.g., B.Sc. CS’s Cybersecurity course with ₹3 lakh cost, 20% placement ROI).</w:t>
+      </w:r>
+    </w:p>
+    <w:p>
+      <w:pPr>
+        <w:numPr>
+          <w:ilvl w:val="0"/>
+          <w:numId w:val="3"/>
+        </w:numPr>
+        <w:rPr>
+          <w:b/>
+          <w:bCs/>
+        </w:rPr>
+      </w:pPr>
+      <w:r>
+        <w:rPr>
+          <w:b/>
+          <w:bCs/>
+        </w:rPr>
+        <w:t>Dean’s Role: Reject non-data-backed proposals, approve high-impact initiatives (e.g., M.Sc. Data Science’s AWS tie-up).</w:t>
+      </w:r>
+    </w:p>
+    <w:p>
+      <w:pPr>
+        <w:numPr>
+          <w:ilvl w:val="0"/>
+          <w:numId w:val="3"/>
+        </w:numPr>
+        <w:rPr>
+          <w:b/>
+          <w:bCs/>
+        </w:rPr>
+      </w:pPr>
+      <w:r>
+        <w:rPr>
+          <w:b/>
+          <w:bCs/>
+        </w:rPr>
+        <w:lastRenderedPageBreak/>
+        <w:t xml:space="preserve">Tools: ERP analytics, RAG chatbot (e.g., “Show </w:t>
+      </w:r>
+      <w:proofErr w:type="gramStart"/>
+      <w:r>
+        <w:rPr>
+          <w:b/>
+          <w:bCs/>
+        </w:rPr>
+        <w:t>B.Com</w:t>
+      </w:r>
+      <w:proofErr w:type="gramEnd"/>
+      <w:r>
+        <w:rPr>
+          <w:b/>
+          <w:bCs/>
+        </w:rPr>
+        <w:t xml:space="preserve"> job trends”), external reports (NASSCOM, ICAI).</w:t>
+      </w:r>
+    </w:p>
+    <w:p>
+      <w:pPr>
+        <w:rPr>
+          <w:b/>
+          <w:bCs/>
+        </w:rPr>
+      </w:pPr>
+      <w:r>
+        <w:rPr>
+          <w:b/>
+          <w:bCs/>
+        </w:rPr>
+        <w:pict w14:anchorId="57DA3728">
+          <v:rect id="_x0000_i1081" style="width:0;height:1.5pt" o:hralign="center" o:hrstd="t" o:hr="t" fillcolor="#a0a0a0" stroked="f"/>
+        </w:pict>
+      </w:r>
+    </w:p>
+    <w:p>
+      <w:pPr>
+        <w:rPr>
+          <w:b/>
+          <w:bCs/>
+        </w:rPr>
+      </w:pPr>
+      <w:r>
+        <w:rPr>
+          <w:b/>
+          <w:bCs/>
+        </w:rPr>
+        <w:t>3. Cross-Departmental Collaboration</w:t>
+      </w:r>
+    </w:p>
+    <w:p>
+      <w:pPr>
+        <w:numPr>
+          <w:ilvl w:val="0"/>
+          <w:numId w:val="4"/>
+        </w:numPr>
+        <w:rPr>
+          <w:b/>
+          <w:bCs/>
+        </w:rPr>
+      </w:pPr>
+      <w:r>
+        <w:rPr>
+          <w:b/>
+          <w:bCs/>
+        </w:rPr>
+        <w:t>Objective: Foster interdisciplinary/external partnerships.</w:t>
+      </w:r>
+    </w:p>
+    <w:p>
+      <w:pPr>
+        <w:numPr>
+          <w:ilvl w:val="0"/>
+          <w:numId w:val="4"/>
+        </w:numPr>
+        <w:rPr>
+          <w:b/>
+          <w:bCs/>
+        </w:rPr>
+      </w:pPr>
+      <w:r>
+        <w:rPr>
+          <w:b/>
+          <w:bCs/>
+        </w:rPr>
+        <w:t>Process:</w:t>
+      </w:r>
+    </w:p>
+    <w:p>
+      <w:pPr>
+        <w:numPr>
+          <w:ilvl w:val="1"/>
+          <w:numId w:val="4"/>
+        </w:numPr>
+        <w:rPr>
+          <w:b/>
+          <w:bCs/>
+        </w:rPr>
+      </w:pPr>
+      <w:r>
+        <w:rPr>
+          <w:b/>
+          <w:bCs/>
+        </w:rPr>
+        <w:t xml:space="preserve">Requirement: One collaborative initiative per DSP (e.g., B.Sc. CS–M.Sc. Data Science </w:t>
+      </w:r>
+      <w:proofErr w:type="spellStart"/>
+      <w:r>
+        <w:rPr>
+          <w:b/>
+          <w:bCs/>
+        </w:rPr>
+        <w:t>TechBurst</w:t>
+      </w:r>
+      <w:proofErr w:type="spellEnd"/>
+      <w:r>
+        <w:rPr>
+          <w:b/>
+          <w:bCs/>
+        </w:rPr>
+        <w:t xml:space="preserve"> hackathon).</w:t>
+      </w:r>
+    </w:p>
+    <w:p>
+      <w:pPr>
+        <w:numPr>
+          <w:ilvl w:val="1"/>
+          <w:numId w:val="4"/>
+        </w:numPr>
+        <w:rPr>
+          <w:b/>
+          <w:bCs/>
+        </w:rPr>
+      </w:pPr>
+      <w:r>
+        <w:rPr>
+          <w:b/>
+          <w:bCs/>
+        </w:rPr>
+        <w:t xml:space="preserve">Examples: </w:t>
+      </w:r>
+      <w:proofErr w:type="gramStart"/>
+      <w:r>
+        <w:rPr>
+          <w:b/>
+          <w:bCs/>
+        </w:rPr>
+        <w:t>B.Com</w:t>
+      </w:r>
+      <w:proofErr w:type="gramEnd"/>
+      <w:r>
+        <w:rPr>
+          <w:b/>
+          <w:bCs/>
+        </w:rPr>
+        <w:t xml:space="preserve">–Deloitte </w:t>
+      </w:r>
+      <w:proofErr w:type="spellStart"/>
+      <w:r>
+        <w:rPr>
+          <w:b/>
+          <w:bCs/>
+        </w:rPr>
+        <w:t>FinThrive</w:t>
+      </w:r>
+      <w:proofErr w:type="spellEnd"/>
+      <w:r>
+        <w:rPr>
+          <w:b/>
+          <w:bCs/>
+        </w:rPr>
+        <w:t xml:space="preserve"> workshops, B.A. English–The Hindu </w:t>
+      </w:r>
+      <w:proofErr w:type="spellStart"/>
+      <w:r>
+        <w:rPr>
+          <w:b/>
+          <w:bCs/>
+        </w:rPr>
+        <w:t>LitLoom</w:t>
+      </w:r>
+      <w:proofErr w:type="spellEnd"/>
+      <w:r>
+        <w:rPr>
+          <w:b/>
+          <w:bCs/>
+        </w:rPr>
+        <w:t xml:space="preserve"> bootcamps.</w:t>
+      </w:r>
+    </w:p>
+    <w:p>
+      <w:pPr>
+        <w:numPr>
+          <w:ilvl w:val="1"/>
+          <w:numId w:val="4"/>
+        </w:numPr>
+        <w:rPr>
+          <w:b/>
+          <w:bCs/>
+        </w:rPr>
+      </w:pPr>
+      <w:r>
+        <w:rPr>
+          <w:b/>
+          <w:bCs/>
+        </w:rPr>
+        <w:t>Proposals: Submitted by June 15, prioritized for 20% higher funding.</w:t>
+      </w:r>
+    </w:p>
+    <w:p>
+      <w:pPr>
+        <w:numPr>
+          <w:ilvl w:val="0"/>
+          <w:numId w:val="4"/>
+        </w:numPr>
+        <w:rPr>
+          <w:b/>
+          <w:bCs/>
+        </w:rPr>
+      </w:pPr>
+      <w:r>
+        <w:rPr>
+          <w:b/>
+          <w:bCs/>
+        </w:rPr>
+        <w:t xml:space="preserve">Dean’s Role: Approve proposals, facilitate stakeholder meetings, monitor via ERP (e.g., 80% </w:t>
+      </w:r>
+      <w:proofErr w:type="spellStart"/>
+      <w:r>
+        <w:rPr>
+          <w:b/>
+          <w:bCs/>
+        </w:rPr>
+        <w:t>TechBurst</w:t>
+      </w:r>
+      <w:proofErr w:type="spellEnd"/>
+      <w:r>
+        <w:rPr>
+          <w:b/>
+          <w:bCs/>
+        </w:rPr>
+        <w:t xml:space="preserve"> participation).</w:t>
+      </w:r>
+    </w:p>
+    <w:p>
+      <w:pPr>
+        <w:numPr>
+          <w:ilvl w:val="0"/>
+          <w:numId w:val="4"/>
+        </w:numPr>
+        <w:rPr>
+          <w:b/>
+          <w:bCs/>
+        </w:rPr>
+      </w:pPr>
+      <w:r>
+        <w:rPr>
+          <w:b/>
+          <w:bCs/>
+        </w:rPr>
+        <w:t>Tools: ERP tracking, RAG chatbot, notifications.</w:t>
+      </w:r>
+    </w:p>
+    <w:p>
+      <w:pPr>
+        <w:rPr>
+          <w:b/>
+          <w:bCs/>
+        </w:rPr>
+      </w:pPr>
+      <w:r>
+        <w:rPr>
+          <w:b/>
+          <w:bCs/>
+        </w:rPr>
+        <w:pict w14:anchorId="6982EE1E">
+          <v:rect id="_x0000_i1082" style="width:0;height:1.5pt" o:hralign="center" o:hrstd="t" o:hr="t" fillcolor="#a0a0a0" stroked="f"/>
+        </w:pict>
+      </w:r>
+    </w:p>
+    <w:p>
+      <w:pPr>
+        <w:rPr>
+          <w:b/>
+          <w:bCs/>
+        </w:rPr>
+      </w:pPr>
+      <w:r>
+        <w:rPr>
+          <w:b/>
+          <w:bCs/>
+        </w:rPr>
+        <w:t>4. Monitoring &amp; Review</w:t>
+      </w:r>
+    </w:p>
+    <w:p>
+      <w:pPr>
+        <w:numPr>
+          <w:ilvl w:val="0"/>
+          <w:numId w:val="5"/>
+        </w:numPr>
+        <w:rPr>
+          <w:b/>
+          <w:bCs/>
+        </w:rPr>
+      </w:pPr>
+      <w:r>
+        <w:rPr>
+          <w:b/>
+          <w:bCs/>
+        </w:rPr>
+        <w:t>Objective: Ensure accountability via rigorous tracking.</w:t>
+      </w:r>
+    </w:p>
+    <w:p>
+      <w:pPr>
+        <w:numPr>
+          <w:ilvl w:val="0"/>
+          <w:numId w:val="5"/>
+        </w:numPr>
+        <w:rPr>
+          <w:b/>
+          <w:bCs/>
+        </w:rPr>
+      </w:pPr>
+      <w:r>
+        <w:rPr>
+          <w:b/>
+          <w:bCs/>
+        </w:rPr>
+        <w:t>Process:</w:t>
+      </w:r>
+    </w:p>
+    <w:p>
+      <w:pPr>
+        <w:numPr>
+          <w:ilvl w:val="1"/>
+          <w:numId w:val="5"/>
+        </w:numPr>
+        <w:rPr>
+          <w:b/>
+          <w:bCs/>
+        </w:rPr>
+      </w:pPr>
+      <w:r>
+        <w:rPr>
+          <w:b/>
+          <w:bCs/>
+        </w:rPr>
+        <w:t xml:space="preserve">SPC: Dean, </w:t>
+      </w:r>
+      <w:proofErr w:type="spellStart"/>
+      <w:r>
+        <w:rPr>
+          <w:b/>
+          <w:bCs/>
+        </w:rPr>
+        <w:t>HoDs</w:t>
+      </w:r>
+      <w:proofErr w:type="spellEnd"/>
+      <w:r>
+        <w:rPr>
+          <w:b/>
+          <w:bCs/>
+        </w:rPr>
+        <w:t>, senior faculty, alumni/student representatives; meets twice/semester (Sep 15, Nov 15, Feb 15, Apr 15).</w:t>
+      </w:r>
+    </w:p>
+    <w:p>
+      <w:pPr>
+        <w:numPr>
+          <w:ilvl w:val="1"/>
+          <w:numId w:val="5"/>
+        </w:numPr>
+        <w:rPr>
+          <w:b/>
+          <w:bCs/>
+        </w:rPr>
+      </w:pPr>
+      <w:r>
+        <w:rPr>
+          <w:b/>
+          <w:bCs/>
+        </w:rPr>
+        <w:t xml:space="preserve">Metrics: DSP progress (e.g., 70% </w:t>
+      </w:r>
+      <w:proofErr w:type="gramStart"/>
+      <w:r>
+        <w:rPr>
+          <w:b/>
+          <w:bCs/>
+        </w:rPr>
+        <w:t>B.Com</w:t>
+      </w:r>
+      <w:proofErr w:type="gramEnd"/>
+      <w:r>
+        <w:rPr>
+          <w:b/>
+          <w:bCs/>
+        </w:rPr>
+        <w:t xml:space="preserve"> syllabus revision), budget (e.g., 90% M.Sc. Data Science lab spend), outcomes (e.g., 95% B.Sc. CS placement).</w:t>
+      </w:r>
+    </w:p>
+    <w:p>
+      <w:pPr>
+        <w:numPr>
+          <w:ilvl w:val="1"/>
+          <w:numId w:val="5"/>
+        </w:numPr>
+        <w:rPr>
+          <w:b/>
+          <w:bCs/>
+        </w:rPr>
+      </w:pPr>
+      <w:r>
+        <w:rPr>
+          <w:b/>
+          <w:bCs/>
+        </w:rPr>
+        <w:t>Corrective Action: &lt;60% completion flagged; three failed reviews trigger supervision.</w:t>
+      </w:r>
+    </w:p>
+    <w:p>
+      <w:pPr>
+        <w:numPr>
+          <w:ilvl w:val="0"/>
+          <w:numId w:val="5"/>
+        </w:numPr>
+        <w:rPr>
+          <w:b/>
+          <w:bCs/>
+        </w:rPr>
+      </w:pPr>
+      <w:r>
+        <w:rPr>
+          <w:b/>
+          <w:bCs/>
+        </w:rPr>
+        <w:t>Dean’s Role: Chair SPC, approve corrective plans, recognize high performers (e.g., M.Sc. Data Science’s 98% DSP completion).</w:t>
+      </w:r>
+    </w:p>
+    <w:p>
+      <w:pPr>
+        <w:numPr>
+          <w:ilvl w:val="0"/>
+          <w:numId w:val="5"/>
+        </w:numPr>
+        <w:rPr>
+          <w:b/>
+          <w:bCs/>
+        </w:rPr>
+      </w:pPr>
+      <w:r>
+        <w:rPr>
+          <w:b/>
+          <w:bCs/>
+        </w:rPr>
+        <w:t>Tools: ERP dashboards, RAG chatbot, alerts.</w:t>
+      </w:r>
+    </w:p>
+    <w:p>
+      <w:pPr>
+        <w:rPr>
+          <w:b/>
+          <w:bCs/>
+        </w:rPr>
+      </w:pPr>
+      <w:r>
+        <w:rPr>
+          <w:b/>
+          <w:bCs/>
+        </w:rPr>
+        <w:pict w14:anchorId="5EF5E703">
+          <v:rect id="_x0000_i1083" style="width:0;height:1.5pt" o:hralign="center" o:hrstd="t" o:hr="t" fillcolor="#a0a0a0" stroked="f"/>
+        </w:pict>
+      </w:r>
+    </w:p>
+    <w:p>
+      <w:pPr>
+        <w:rPr>
+          <w:b/>
+          <w:bCs/>
+        </w:rPr>
+      </w:pPr>
+      <w:r>
+        <w:rPr>
+          <w:b/>
+          <w:bCs/>
+        </w:rPr>
+        <w:t>5. Vision Alignment</w:t>
+      </w:r>
+    </w:p>
+    <w:p>
+      <w:pPr>
+        <w:numPr>
+          <w:ilvl w:val="0"/>
+          <w:numId w:val="6"/>
+        </w:numPr>
+        <w:rPr>
+          <w:b/>
+          <w:bCs/>
+        </w:rPr>
+      </w:pPr>
+      <w:r>
+        <w:rPr>
+          <w:b/>
+          <w:bCs/>
+        </w:rPr>
+        <w:t>Objective: Align DSPs with Five-Year Vision (2023–28) and NEP 2020.</w:t>
+      </w:r>
+    </w:p>
+    <w:p>
+      <w:pPr>
+        <w:numPr>
+          <w:ilvl w:val="0"/>
+          <w:numId w:val="6"/>
+        </w:numPr>
+        <w:rPr>
+          <w:b/>
+          <w:bCs/>
+        </w:rPr>
+      </w:pPr>
+      <w:r>
+        <w:rPr>
+          <w:b/>
+          <w:bCs/>
+        </w:rPr>
+        <w:t>Process:</w:t>
+      </w:r>
+    </w:p>
+    <w:p>
+      <w:pPr>
+        <w:numPr>
+          <w:ilvl w:val="1"/>
+          <w:numId w:val="6"/>
+        </w:numPr>
+        <w:rPr>
+          <w:b/>
+          <w:bCs/>
+        </w:rPr>
+      </w:pPr>
+      <w:r>
+        <w:rPr>
+          <w:b/>
+          <w:bCs/>
+        </w:rPr>
+        <w:t xml:space="preserve">Vision: 95% placement, 20% </w:t>
+      </w:r>
+      <w:proofErr w:type="spellStart"/>
+      <w:r>
+        <w:rPr>
+          <w:b/>
+          <w:bCs/>
+        </w:rPr>
         <w:t>enrollment</w:t>
       </w:r>
       <w:proofErr w:type="spellEnd"/>
       <w:r>
-        <w:t xml:space="preserve"> trends, job market relevance, and alumni input. No major proposal will be accepted without a basic feasibility report and data summary.</w:t>
+        <w:rPr>
+          <w:b/>
+          <w:bCs/>
+        </w:rPr>
+        <w:t xml:space="preserve"> growth, 50 publications, 100% digital processes.</w:t>
+      </w:r>
+    </w:p>
+    <w:p>
+      <w:pPr>
+        <w:numPr>
+          <w:ilvl w:val="1"/>
+          <w:numId w:val="6"/>
+        </w:numPr>
+        <w:rPr>
+          <w:b/>
+          <w:bCs/>
+        </w:rPr>
+      </w:pPr>
+      <w:r>
+        <w:rPr>
+          <w:b/>
+          <w:bCs/>
+        </w:rPr>
+        <w:lastRenderedPageBreak/>
+        <w:t>NEP 2020: Flexible electives (e.g., Digital Marketing for B.</w:t>
+      </w:r>
+      <w:proofErr w:type="gramStart"/>
+      <w:r>
+        <w:rPr>
+          <w:b/>
+          <w:bCs/>
+        </w:rPr>
+        <w:t>B.A</w:t>
+      </w:r>
+      <w:proofErr w:type="gramEnd"/>
+      <w:r>
+        <w:rPr>
+          <w:b/>
+          <w:bCs/>
+        </w:rPr>
+        <w:t xml:space="preserve">), skill-based labs (e.g., Tally for </w:t>
+      </w:r>
+      <w:proofErr w:type="gramStart"/>
+      <w:r>
+        <w:rPr>
+          <w:b/>
+          <w:bCs/>
+        </w:rPr>
+        <w:t>B.Com</w:t>
+      </w:r>
+      <w:proofErr w:type="gramEnd"/>
+      <w:r>
+        <w:rPr>
+          <w:b/>
+          <w:bCs/>
+        </w:rPr>
+        <w:t>), research (e.g., B.Sc. CS AI apps).</w:t>
+      </w:r>
+    </w:p>
+    <w:p>
+      <w:pPr>
+        <w:numPr>
+          <w:ilvl w:val="1"/>
+          <w:numId w:val="6"/>
+        </w:numPr>
+        <w:rPr>
+          <w:b/>
+          <w:bCs/>
+        </w:rPr>
+      </w:pPr>
+      <w:r>
+        <w:rPr>
+          <w:b/>
+          <w:bCs/>
+        </w:rPr>
+        <w:t>Impact Summaries: Submitted by May 15, feed into NAAC/NIRF.</w:t>
       </w:r>
     </w:p>
     <w:p>
       <w:pPr>
         <w:numPr>
           <w:ilvl w:val="0"/>
-          <w:numId w:val="1"/>
-        </w:numPr>
-      </w:pPr>
-      <w:r>
-        <w:rPr>
-          <w:b/>
-          <w:bCs/>
-        </w:rPr>
-        <w:t>Cross-Departmental Collaboration</w:t>
-      </w:r>
-      <w:r>
-        <w:t>:</w:t>
-      </w:r>
-      <w:r>
-        <w:br/>
-        <w:t>Strategic initiatives should include at least one inter-departmental or external stakeholder component. Faculty are encouraged to submit joint proposals for research, workshops, or community outreach. Such collaborative projects will receive higher budget priority.</w:t>
+          <w:numId w:val="6"/>
+        </w:numPr>
+        <w:rPr>
+          <w:b/>
+          <w:bCs/>
+        </w:rPr>
+      </w:pPr>
+      <w:r>
+        <w:rPr>
+          <w:b/>
+          <w:bCs/>
+        </w:rPr>
+        <w:t xml:space="preserve">Dean’s Role: Ensure 100% alignment, review summaries, promote inclusivity (e.g., 20% </w:t>
+      </w:r>
+      <w:proofErr w:type="gramStart"/>
+      <w:r>
+        <w:rPr>
+          <w:b/>
+          <w:bCs/>
+        </w:rPr>
+        <w:t>B.Com</w:t>
+      </w:r>
+      <w:proofErr w:type="gramEnd"/>
+      <w:r>
+        <w:rPr>
+          <w:b/>
+          <w:bCs/>
+        </w:rPr>
+        <w:t xml:space="preserve"> scholarships).</w:t>
       </w:r>
     </w:p>
     <w:p>
       <w:pPr>
         <w:numPr>
           <w:ilvl w:val="0"/>
-          <w:numId w:val="1"/>
-        </w:numPr>
-      </w:pPr>
-      <w:r>
-        <w:rPr>
-          <w:b/>
-          <w:bCs/>
-        </w:rPr>
-        <w:t>Monitoring &amp; Review</w:t>
-      </w:r>
-      <w:r>
-        <w:t>:</w:t>
-      </w:r>
-      <w:r>
-        <w:br/>
-        <w:t xml:space="preserve">A Strategic Planning Committee (SPC) comprising the Dean, </w:t>
+          <w:numId w:val="6"/>
+        </w:numPr>
+        <w:rPr>
+          <w:b/>
+          <w:bCs/>
+        </w:rPr>
+      </w:pPr>
+      <w:r>
+        <w:rPr>
+          <w:b/>
+          <w:bCs/>
+        </w:rPr>
+        <w:t>Tools: ERP, RAG chatbot, notifications.</w:t>
+      </w:r>
+    </w:p>
+    <w:p>
+      <w:pPr>
+        <w:rPr>
+          <w:b/>
+          <w:bCs/>
+        </w:rPr>
+      </w:pPr>
+      <w:r>
+        <w:rPr>
+          <w:b/>
+          <w:bCs/>
+        </w:rPr>
+        <w:pict w14:anchorId="1AAC506F">
+          <v:rect id="_x0000_i1084" style="width:0;height:1.5pt" o:hralign="center" o:hrstd="t" o:hr="t" fillcolor="#a0a0a0" stroked="f"/>
+        </w:pict>
+      </w:r>
+    </w:p>
+    <w:p>
+      <w:pPr>
+        <w:rPr>
+          <w:b/>
+          <w:bCs/>
+        </w:rPr>
+      </w:pPr>
+      <w:r>
+        <w:rPr>
+          <w:b/>
+          <w:bCs/>
+        </w:rPr>
+        <w:t>Integration with Ecosystem</w:t>
+      </w:r>
+    </w:p>
+    <w:p>
+      <w:pPr>
+        <w:numPr>
+          <w:ilvl w:val="0"/>
+          <w:numId w:val="7"/>
+        </w:numPr>
+        <w:rPr>
+          <w:b/>
+          <w:bCs/>
+        </w:rPr>
+      </w:pPr>
+      <w:r>
+        <w:rPr>
+          <w:b/>
+          <w:bCs/>
+        </w:rPr>
+        <w:t>Curriculum: DSPs drive updates (e.g., B.Sc. CS’s Cybersecurity course).</w:t>
+      </w:r>
+    </w:p>
+    <w:p>
+      <w:pPr>
+        <w:numPr>
+          <w:ilvl w:val="0"/>
+          <w:numId w:val="7"/>
+        </w:numPr>
+        <w:rPr>
+          <w:b/>
+          <w:bCs/>
+        </w:rPr>
+      </w:pPr>
+      <w:r>
+        <w:rPr>
+          <w:b/>
+          <w:bCs/>
+        </w:rPr>
+        <w:t xml:space="preserve">Events: Align with </w:t>
       </w:r>
       <w:proofErr w:type="spellStart"/>
       <w:r>
-        <w:t>HoDs</w:t>
+        <w:rPr>
+          <w:b/>
+          <w:bCs/>
+        </w:rPr>
+        <w:t>LitLoom</w:t>
       </w:r>
       <w:proofErr w:type="spellEnd"/>
       <w:r>
-        <w:t>, and senior faculty will review progress metrics twice per semester. Any plan falling short of 60% completion will be flagged for corrective action. Departments with three consecutive failed reviews will be placed under special supervision.</w:t>
+        <w:rPr>
+          <w:b/>
+          <w:bCs/>
+        </w:rPr>
+        <w:t xml:space="preserve">, </w:t>
+      </w:r>
+      <w:proofErr w:type="spellStart"/>
+      <w:r>
+        <w:rPr>
+          <w:b/>
+          <w:bCs/>
+        </w:rPr>
+        <w:t>TechBurst</w:t>
+      </w:r>
+      <w:proofErr w:type="spellEnd"/>
+      <w:r>
+        <w:rPr>
+          <w:b/>
+          <w:bCs/>
+        </w:rPr>
+        <w:t xml:space="preserve">, </w:t>
+      </w:r>
+      <w:proofErr w:type="spellStart"/>
+      <w:r>
+        <w:rPr>
+          <w:b/>
+          <w:bCs/>
+        </w:rPr>
+        <w:t>FinThrive</w:t>
+      </w:r>
+      <w:proofErr w:type="spellEnd"/>
+      <w:r>
+        <w:rPr>
+          <w:b/>
+          <w:bCs/>
+        </w:rPr>
+        <w:t xml:space="preserve">, Psyched Week, </w:t>
+      </w:r>
+      <w:proofErr w:type="spellStart"/>
+      <w:r>
+        <w:rPr>
+          <w:b/>
+          <w:bCs/>
+        </w:rPr>
+        <w:t>BizSprint</w:t>
+      </w:r>
+      <w:proofErr w:type="spellEnd"/>
+      <w:r>
+        <w:rPr>
+          <w:b/>
+          <w:bCs/>
+        </w:rPr>
+        <w:t xml:space="preserve">, </w:t>
+      </w:r>
+      <w:proofErr w:type="spellStart"/>
+      <w:r>
+        <w:rPr>
+          <w:b/>
+          <w:bCs/>
+        </w:rPr>
+        <w:t>DataDrift</w:t>
+      </w:r>
+      <w:proofErr w:type="spellEnd"/>
+      <w:r>
+        <w:rPr>
+          <w:b/>
+          <w:bCs/>
+        </w:rPr>
+        <w:t xml:space="preserve">, </w:t>
+      </w:r>
+      <w:proofErr w:type="spellStart"/>
+      <w:r>
+        <w:rPr>
+          <w:b/>
+          <w:bCs/>
+        </w:rPr>
+        <w:t>MediaMosaic</w:t>
+      </w:r>
+      <w:proofErr w:type="spellEnd"/>
+      <w:r>
+        <w:rPr>
+          <w:b/>
+          <w:bCs/>
+        </w:rPr>
+        <w:t>.</w:t>
       </w:r>
     </w:p>
     <w:p>
       <w:pPr>
         <w:numPr>
           <w:ilvl w:val="0"/>
-          <w:numId w:val="1"/>
-        </w:numPr>
-      </w:pPr>
-      <w:r>
-        <w:rPr>
-          <w:b/>
-          <w:bCs/>
-        </w:rPr>
-        <w:t>Vision Alignment</w:t>
-      </w:r>
-      <w:r>
-        <w:t>:</w:t>
-      </w:r>
-      <w:r>
-        <w:br/>
-        <w:t>All strategies must align with the college’s Five-Year Vision Document and NEP 2020 guidelines. Plans must reflect inclusive growth, digital readiness, and industry relevance. Annual impact summaries from each department will feed into the college’s accreditation and ranking submissions.</w:t>
+          <w:numId w:val="7"/>
+        </w:numPr>
+        <w:rPr>
+          <w:b/>
+          <w:bCs/>
+        </w:rPr>
+      </w:pPr>
+      <w:r>
+        <w:rPr>
+          <w:b/>
+          <w:bCs/>
+        </w:rPr>
+        <w:t>Placements: Enhance rates (e.g., 95% target for 2025–26).</w:t>
+      </w:r>
+    </w:p>
+    <w:p>
+      <w:pPr>
+        <w:numPr>
+          <w:ilvl w:val="0"/>
+          <w:numId w:val="7"/>
+        </w:numPr>
+        <w:rPr>
+          <w:b/>
+          <w:bCs/>
+        </w:rPr>
+      </w:pPr>
+      <w:r>
+        <w:rPr>
+          <w:b/>
+          <w:bCs/>
+        </w:rPr>
+        <w:t>Analytics: ERP tracks progress, supports Performance Analytics System.</w:t>
+      </w:r>
+    </w:p>
+    <w:p>
+      <w:pPr>
+        <w:rPr>
+          <w:b/>
+          <w:bCs/>
+        </w:rPr>
+      </w:pPr>
+      <w:r>
+        <w:rPr>
+          <w:b/>
+          <w:bCs/>
+        </w:rPr>
+        <w:pict w14:anchorId="5F966CD7">
+          <v:rect id="_x0000_i1085" style="width:0;height:1.5pt" o:hralign="center" o:hrstd="t" o:hr="t" fillcolor="#a0a0a0" stroked="f"/>
+        </w:pict>
+      </w:r>
+    </w:p>
+    <w:p>
+      <w:pPr>
+        <w:rPr>
+          <w:b/>
+          <w:bCs/>
+        </w:rPr>
+      </w:pPr>
+      <w:r>
+        <w:rPr>
+          <w:b/>
+          <w:bCs/>
+        </w:rPr>
+        <w:t>Sustainability and Inclusivity</w:t>
+      </w:r>
+    </w:p>
+    <w:p>
+      <w:pPr>
+        <w:numPr>
+          <w:ilvl w:val="0"/>
+          <w:numId w:val="8"/>
+        </w:numPr>
+        <w:rPr>
+          <w:b/>
+          <w:bCs/>
+        </w:rPr>
+      </w:pPr>
+      <w:r>
+        <w:rPr>
+          <w:b/>
+          <w:bCs/>
+        </w:rPr>
+        <w:t>Sustainability: Digital DSPs reduce paper.</w:t>
+      </w:r>
+    </w:p>
+    <w:p>
+      <w:pPr>
+        <w:numPr>
+          <w:ilvl w:val="0"/>
+          <w:numId w:val="8"/>
+        </w:numPr>
+        <w:rPr>
+          <w:b/>
+          <w:bCs/>
+        </w:rPr>
+      </w:pPr>
+      <w:r>
+        <w:rPr>
+          <w:b/>
+          <w:bCs/>
+        </w:rPr>
+        <w:t>Inclusivity: Prioritize first-generation learners, female-led SPC (60% female).</w:t>
+      </w:r>
+    </w:p>
+    <w:p>
+      <w:pPr>
+        <w:rPr>
+          <w:b/>
+          <w:bCs/>
+        </w:rPr>
+      </w:pPr>
+      <w:r>
+        <w:rPr>
+          <w:b/>
+          <w:bCs/>
+        </w:rPr>
+        <w:pict w14:anchorId="28DA6EFD">
+          <v:rect id="_x0000_i1086" style="width:0;height:1.5pt" o:hralign="center" o:hrstd="t" o:hr="t" fillcolor="#a0a0a0" stroked="f"/>
+        </w:pict>
+      </w:r>
+    </w:p>
+    <w:p>
+      <w:pPr>
+        <w:rPr>
+          <w:b/>
+          <w:bCs/>
+        </w:rPr>
+      </w:pPr>
+      <w:r>
+        <w:rPr>
+          <w:b/>
+          <w:bCs/>
+        </w:rPr>
+        <w:t>Dean’s Priorities (2025–26)</w:t>
+      </w:r>
+    </w:p>
+    <w:p>
+      <w:pPr>
+        <w:numPr>
+          <w:ilvl w:val="0"/>
+          <w:numId w:val="9"/>
+        </w:numPr>
+        <w:rPr>
+          <w:b/>
+          <w:bCs/>
+        </w:rPr>
+      </w:pPr>
+      <w:r>
+        <w:rPr>
+          <w:b/>
+          <w:bCs/>
+        </w:rPr>
+        <w:t>95% placement, 100% for M.Sc. Data Science.</w:t>
+      </w:r>
+    </w:p>
+    <w:p>
+      <w:pPr>
+        <w:numPr>
+          <w:ilvl w:val="0"/>
+          <w:numId w:val="9"/>
+        </w:numPr>
+        <w:rPr>
+          <w:b/>
+          <w:bCs/>
+        </w:rPr>
+      </w:pPr>
+      <w:r>
+        <w:rPr>
+          <w:b/>
+          <w:bCs/>
+        </w:rPr>
+        <w:t>60 publications, led by B.Sc. CS, M.Sc. Data Science.</w:t>
+      </w:r>
+    </w:p>
+    <w:p>
+      <w:pPr>
+        <w:numPr>
+          <w:ilvl w:val="0"/>
+          <w:numId w:val="9"/>
+        </w:numPr>
+        <w:rPr>
+          <w:b/>
+          <w:bCs/>
+        </w:rPr>
+      </w:pPr>
+      <w:r>
+        <w:rPr>
+          <w:b/>
+          <w:bCs/>
+        </w:rPr>
+        <w:t>₹20 lakh for labs (e.g., VR for B.Sc. Psychology).</w:t>
+      </w:r>
+    </w:p>
+    <w:p>
+      <w:pPr>
+        <w:numPr>
+          <w:ilvl w:val="0"/>
+          <w:numId w:val="9"/>
+        </w:numPr>
+        <w:rPr>
+          <w:b/>
+          <w:bCs/>
+        </w:rPr>
+      </w:pPr>
+      <w:r>
+        <w:rPr>
+          <w:b/>
+          <w:bCs/>
+        </w:rPr>
+        <w:t>10 new industry tie-ups.</w:t>
+      </w:r>
+    </w:p>
+    <w:p>
+      <w:pPr>
+        <w:numPr>
+          <w:ilvl w:val="0"/>
+          <w:numId w:val="9"/>
+        </w:numPr>
+        <w:rPr>
+          <w:b/>
+          <w:bCs/>
+        </w:rPr>
+      </w:pPr>
+      <w:r>
+        <w:rPr>
+          <w:b/>
+          <w:bCs/>
+        </w:rPr>
+        <w:t>0% DSP rejections for data/alignment issues.</w:t>
+      </w:r>
+    </w:p>
+    <w:p>
+      <w:pPr>
+        <w:rPr>
+          <w:b/>
+          <w:bCs/>
+        </w:rPr>
+      </w:pPr>
+      <w:r>
+        <w:rPr>
+          <w:b/>
+          <w:bCs/>
+        </w:rPr>
+        <w:pict w14:anchorId="5EE0B58D">
+          <v:rect id="_x0000_i1087" style="width:0;height:1.5pt" o:hralign="center" o:hrstd="t" o:hr="t" fillcolor="#a0a0a0" stroked="f"/>
+        </w:pict>
+      </w:r>
+    </w:p>
+    <w:p>
+      <w:pPr>
+        <w:rPr>
+          <w:b/>
+          <w:bCs/>
+        </w:rPr>
+      </w:pPr>
+      <w:r>
+        <w:rPr>
+          <w:b/>
+          <w:bCs/>
+        </w:rPr>
+        <w:t>Conclusion</w:t>
+      </w:r>
+    </w:p>
+    <w:p>
+      <w:pPr>
+        <w:rPr>
+          <w:b/>
+          <w:bCs/>
+        </w:rPr>
+      </w:pPr>
+      <w:r>
+        <w:rPr>
+          <w:b/>
+          <w:bCs/>
+        </w:rPr>
+        <w:t>The Strategic Planning Framework empowers you to lead academic and industry excellence. Access DSPs, analytics, and reports via ERP or RAG chatbot at cdc@powerpuffgirls.ac.in.</w:t>
       </w:r>
     </w:p>
     <w:p/>
@@ -269,8 +1781,1224 @@
       </w:pPr>
     </w:lvl>
   </w:abstractNum>
+  <w:abstractNum w:abstractNumId="1" w15:restartNumberingAfterBreak="0">
+    <w:nsid w:val="163A54BC"/>
+    <w:multiLevelType w:val="multilevel"/>
+    <w:tmpl w:val="DEEA79CC"/>
+    <w:lvl w:ilvl="0">
+      <w:start w:val="1"/>
+      <w:numFmt w:val="bullet"/>
+      <w:lvlText w:val=""/>
+      <w:lvlJc w:val="left"/>
+      <w:pPr>
+        <w:tabs>
+          <w:tab w:val="num" w:pos="720"/>
+        </w:tabs>
+        <w:ind w:left="720" w:hanging="360"/>
+      </w:pPr>
+      <w:rPr>
+        <w:rFonts w:ascii="Symbol" w:hAnsi="Symbol" w:hint="default"/>
+        <w:sz w:val="20"/>
+      </w:rPr>
+    </w:lvl>
+    <w:lvl w:ilvl="1">
+      <w:start w:val="1"/>
+      <w:numFmt w:val="bullet"/>
+      <w:lvlText w:val="o"/>
+      <w:lvlJc w:val="left"/>
+      <w:pPr>
+        <w:tabs>
+          <w:tab w:val="num" w:pos="1440"/>
+        </w:tabs>
+        <w:ind w:left="1440" w:hanging="360"/>
+      </w:pPr>
+      <w:rPr>
+        <w:rFonts w:ascii="Courier New" w:hAnsi="Courier New" w:hint="default"/>
+        <w:sz w:val="20"/>
+      </w:rPr>
+    </w:lvl>
+    <w:lvl w:ilvl="2" w:tentative="1">
+      <w:start w:val="1"/>
+      <w:numFmt w:val="bullet"/>
+      <w:lvlText w:val=""/>
+      <w:lvlJc w:val="left"/>
+      <w:pPr>
+        <w:tabs>
+          <w:tab w:val="num" w:pos="2160"/>
+        </w:tabs>
+        <w:ind w:left="2160" w:hanging="360"/>
+      </w:pPr>
+      <w:rPr>
+        <w:rFonts w:ascii="Wingdings" w:hAnsi="Wingdings" w:hint="default"/>
+        <w:sz w:val="20"/>
+      </w:rPr>
+    </w:lvl>
+    <w:lvl w:ilvl="3" w:tentative="1">
+      <w:start w:val="1"/>
+      <w:numFmt w:val="bullet"/>
+      <w:lvlText w:val=""/>
+      <w:lvlJc w:val="left"/>
+      <w:pPr>
+        <w:tabs>
+          <w:tab w:val="num" w:pos="2880"/>
+        </w:tabs>
+        <w:ind w:left="2880" w:hanging="360"/>
+      </w:pPr>
+      <w:rPr>
+        <w:rFonts w:ascii="Wingdings" w:hAnsi="Wingdings" w:hint="default"/>
+        <w:sz w:val="20"/>
+      </w:rPr>
+    </w:lvl>
+    <w:lvl w:ilvl="4" w:tentative="1">
+      <w:start w:val="1"/>
+      <w:numFmt w:val="bullet"/>
+      <w:lvlText w:val=""/>
+      <w:lvlJc w:val="left"/>
+      <w:pPr>
+        <w:tabs>
+          <w:tab w:val="num" w:pos="3600"/>
+        </w:tabs>
+        <w:ind w:left="3600" w:hanging="360"/>
+      </w:pPr>
+      <w:rPr>
+        <w:rFonts w:ascii="Wingdings" w:hAnsi="Wingdings" w:hint="default"/>
+        <w:sz w:val="20"/>
+      </w:rPr>
+    </w:lvl>
+    <w:lvl w:ilvl="5" w:tentative="1">
+      <w:start w:val="1"/>
+      <w:numFmt w:val="bullet"/>
+      <w:lvlText w:val=""/>
+      <w:lvlJc w:val="left"/>
+      <w:pPr>
+        <w:tabs>
+          <w:tab w:val="num" w:pos="4320"/>
+        </w:tabs>
+        <w:ind w:left="4320" w:hanging="360"/>
+      </w:pPr>
+      <w:rPr>
+        <w:rFonts w:ascii="Wingdings" w:hAnsi="Wingdings" w:hint="default"/>
+        <w:sz w:val="20"/>
+      </w:rPr>
+    </w:lvl>
+    <w:lvl w:ilvl="6" w:tentative="1">
+      <w:start w:val="1"/>
+      <w:numFmt w:val="bullet"/>
+      <w:lvlText w:val=""/>
+      <w:lvlJc w:val="left"/>
+      <w:pPr>
+        <w:tabs>
+          <w:tab w:val="num" w:pos="5040"/>
+        </w:tabs>
+        <w:ind w:left="5040" w:hanging="360"/>
+      </w:pPr>
+      <w:rPr>
+        <w:rFonts w:ascii="Wingdings" w:hAnsi="Wingdings" w:hint="default"/>
+        <w:sz w:val="20"/>
+      </w:rPr>
+    </w:lvl>
+    <w:lvl w:ilvl="7" w:tentative="1">
+      <w:start w:val="1"/>
+      <w:numFmt w:val="bullet"/>
+      <w:lvlText w:val=""/>
+      <w:lvlJc w:val="left"/>
+      <w:pPr>
+        <w:tabs>
+          <w:tab w:val="num" w:pos="5760"/>
+        </w:tabs>
+        <w:ind w:left="5760" w:hanging="360"/>
+      </w:pPr>
+      <w:rPr>
+        <w:rFonts w:ascii="Wingdings" w:hAnsi="Wingdings" w:hint="default"/>
+        <w:sz w:val="20"/>
+      </w:rPr>
+    </w:lvl>
+    <w:lvl w:ilvl="8" w:tentative="1">
+      <w:start w:val="1"/>
+      <w:numFmt w:val="bullet"/>
+      <w:lvlText w:val=""/>
+      <w:lvlJc w:val="left"/>
+      <w:pPr>
+        <w:tabs>
+          <w:tab w:val="num" w:pos="6480"/>
+        </w:tabs>
+        <w:ind w:left="6480" w:hanging="360"/>
+      </w:pPr>
+      <w:rPr>
+        <w:rFonts w:ascii="Wingdings" w:hAnsi="Wingdings" w:hint="default"/>
+        <w:sz w:val="20"/>
+      </w:rPr>
+    </w:lvl>
+  </w:abstractNum>
+  <w:abstractNum w:abstractNumId="2" w15:restartNumberingAfterBreak="0">
+    <w:nsid w:val="45A472D8"/>
+    <w:multiLevelType w:val="multilevel"/>
+    <w:tmpl w:val="222E8150"/>
+    <w:lvl w:ilvl="0">
+      <w:start w:val="1"/>
+      <w:numFmt w:val="bullet"/>
+      <w:lvlText w:val=""/>
+      <w:lvlJc w:val="left"/>
+      <w:pPr>
+        <w:tabs>
+          <w:tab w:val="num" w:pos="720"/>
+        </w:tabs>
+        <w:ind w:left="720" w:hanging="360"/>
+      </w:pPr>
+      <w:rPr>
+        <w:rFonts w:ascii="Symbol" w:hAnsi="Symbol" w:hint="default"/>
+        <w:sz w:val="20"/>
+      </w:rPr>
+    </w:lvl>
+    <w:lvl w:ilvl="1">
+      <w:start w:val="1"/>
+      <w:numFmt w:val="bullet"/>
+      <w:lvlText w:val="o"/>
+      <w:lvlJc w:val="left"/>
+      <w:pPr>
+        <w:tabs>
+          <w:tab w:val="num" w:pos="1440"/>
+        </w:tabs>
+        <w:ind w:left="1440" w:hanging="360"/>
+      </w:pPr>
+      <w:rPr>
+        <w:rFonts w:ascii="Courier New" w:hAnsi="Courier New" w:hint="default"/>
+        <w:sz w:val="20"/>
+      </w:rPr>
+    </w:lvl>
+    <w:lvl w:ilvl="2" w:tentative="1">
+      <w:start w:val="1"/>
+      <w:numFmt w:val="bullet"/>
+      <w:lvlText w:val=""/>
+      <w:lvlJc w:val="left"/>
+      <w:pPr>
+        <w:tabs>
+          <w:tab w:val="num" w:pos="2160"/>
+        </w:tabs>
+        <w:ind w:left="2160" w:hanging="360"/>
+      </w:pPr>
+      <w:rPr>
+        <w:rFonts w:ascii="Wingdings" w:hAnsi="Wingdings" w:hint="default"/>
+        <w:sz w:val="20"/>
+      </w:rPr>
+    </w:lvl>
+    <w:lvl w:ilvl="3" w:tentative="1">
+      <w:start w:val="1"/>
+      <w:numFmt w:val="bullet"/>
+      <w:lvlText w:val=""/>
+      <w:lvlJc w:val="left"/>
+      <w:pPr>
+        <w:tabs>
+          <w:tab w:val="num" w:pos="2880"/>
+        </w:tabs>
+        <w:ind w:left="2880" w:hanging="360"/>
+      </w:pPr>
+      <w:rPr>
+        <w:rFonts w:ascii="Wingdings" w:hAnsi="Wingdings" w:hint="default"/>
+        <w:sz w:val="20"/>
+      </w:rPr>
+    </w:lvl>
+    <w:lvl w:ilvl="4" w:tentative="1">
+      <w:start w:val="1"/>
+      <w:numFmt w:val="bullet"/>
+      <w:lvlText w:val=""/>
+      <w:lvlJc w:val="left"/>
+      <w:pPr>
+        <w:tabs>
+          <w:tab w:val="num" w:pos="3600"/>
+        </w:tabs>
+        <w:ind w:left="3600" w:hanging="360"/>
+      </w:pPr>
+      <w:rPr>
+        <w:rFonts w:ascii="Wingdings" w:hAnsi="Wingdings" w:hint="default"/>
+        <w:sz w:val="20"/>
+      </w:rPr>
+    </w:lvl>
+    <w:lvl w:ilvl="5" w:tentative="1">
+      <w:start w:val="1"/>
+      <w:numFmt w:val="bullet"/>
+      <w:lvlText w:val=""/>
+      <w:lvlJc w:val="left"/>
+      <w:pPr>
+        <w:tabs>
+          <w:tab w:val="num" w:pos="4320"/>
+        </w:tabs>
+        <w:ind w:left="4320" w:hanging="360"/>
+      </w:pPr>
+      <w:rPr>
+        <w:rFonts w:ascii="Wingdings" w:hAnsi="Wingdings" w:hint="default"/>
+        <w:sz w:val="20"/>
+      </w:rPr>
+    </w:lvl>
+    <w:lvl w:ilvl="6" w:tentative="1">
+      <w:start w:val="1"/>
+      <w:numFmt w:val="bullet"/>
+      <w:lvlText w:val=""/>
+      <w:lvlJc w:val="left"/>
+      <w:pPr>
+        <w:tabs>
+          <w:tab w:val="num" w:pos="5040"/>
+        </w:tabs>
+        <w:ind w:left="5040" w:hanging="360"/>
+      </w:pPr>
+      <w:rPr>
+        <w:rFonts w:ascii="Wingdings" w:hAnsi="Wingdings" w:hint="default"/>
+        <w:sz w:val="20"/>
+      </w:rPr>
+    </w:lvl>
+    <w:lvl w:ilvl="7" w:tentative="1">
+      <w:start w:val="1"/>
+      <w:numFmt w:val="bullet"/>
+      <w:lvlText w:val=""/>
+      <w:lvlJc w:val="left"/>
+      <w:pPr>
+        <w:tabs>
+          <w:tab w:val="num" w:pos="5760"/>
+        </w:tabs>
+        <w:ind w:left="5760" w:hanging="360"/>
+      </w:pPr>
+      <w:rPr>
+        <w:rFonts w:ascii="Wingdings" w:hAnsi="Wingdings" w:hint="default"/>
+        <w:sz w:val="20"/>
+      </w:rPr>
+    </w:lvl>
+    <w:lvl w:ilvl="8" w:tentative="1">
+      <w:start w:val="1"/>
+      <w:numFmt w:val="bullet"/>
+      <w:lvlText w:val=""/>
+      <w:lvlJc w:val="left"/>
+      <w:pPr>
+        <w:tabs>
+          <w:tab w:val="num" w:pos="6480"/>
+        </w:tabs>
+        <w:ind w:left="6480" w:hanging="360"/>
+      </w:pPr>
+      <w:rPr>
+        <w:rFonts w:ascii="Wingdings" w:hAnsi="Wingdings" w:hint="default"/>
+        <w:sz w:val="20"/>
+      </w:rPr>
+    </w:lvl>
+  </w:abstractNum>
+  <w:abstractNum w:abstractNumId="3" w15:restartNumberingAfterBreak="0">
+    <w:nsid w:val="65900753"/>
+    <w:multiLevelType w:val="multilevel"/>
+    <w:tmpl w:val="4C6C231E"/>
+    <w:lvl w:ilvl="0">
+      <w:start w:val="1"/>
+      <w:numFmt w:val="bullet"/>
+      <w:lvlText w:val=""/>
+      <w:lvlJc w:val="left"/>
+      <w:pPr>
+        <w:tabs>
+          <w:tab w:val="num" w:pos="720"/>
+        </w:tabs>
+        <w:ind w:left="720" w:hanging="360"/>
+      </w:pPr>
+      <w:rPr>
+        <w:rFonts w:ascii="Symbol" w:hAnsi="Symbol" w:hint="default"/>
+        <w:sz w:val="20"/>
+      </w:rPr>
+    </w:lvl>
+    <w:lvl w:ilvl="1" w:tentative="1">
+      <w:start w:val="1"/>
+      <w:numFmt w:val="bullet"/>
+      <w:lvlText w:val="o"/>
+      <w:lvlJc w:val="left"/>
+      <w:pPr>
+        <w:tabs>
+          <w:tab w:val="num" w:pos="1440"/>
+        </w:tabs>
+        <w:ind w:left="1440" w:hanging="360"/>
+      </w:pPr>
+      <w:rPr>
+        <w:rFonts w:ascii="Courier New" w:hAnsi="Courier New" w:hint="default"/>
+        <w:sz w:val="20"/>
+      </w:rPr>
+    </w:lvl>
+    <w:lvl w:ilvl="2" w:tentative="1">
+      <w:start w:val="1"/>
+      <w:numFmt w:val="bullet"/>
+      <w:lvlText w:val=""/>
+      <w:lvlJc w:val="left"/>
+      <w:pPr>
+        <w:tabs>
+          <w:tab w:val="num" w:pos="2160"/>
+        </w:tabs>
+        <w:ind w:left="2160" w:hanging="360"/>
+      </w:pPr>
+      <w:rPr>
+        <w:rFonts w:ascii="Wingdings" w:hAnsi="Wingdings" w:hint="default"/>
+        <w:sz w:val="20"/>
+      </w:rPr>
+    </w:lvl>
+    <w:lvl w:ilvl="3" w:tentative="1">
+      <w:start w:val="1"/>
+      <w:numFmt w:val="bullet"/>
+      <w:lvlText w:val=""/>
+      <w:lvlJc w:val="left"/>
+      <w:pPr>
+        <w:tabs>
+          <w:tab w:val="num" w:pos="2880"/>
+        </w:tabs>
+        <w:ind w:left="2880" w:hanging="360"/>
+      </w:pPr>
+      <w:rPr>
+        <w:rFonts w:ascii="Wingdings" w:hAnsi="Wingdings" w:hint="default"/>
+        <w:sz w:val="20"/>
+      </w:rPr>
+    </w:lvl>
+    <w:lvl w:ilvl="4" w:tentative="1">
+      <w:start w:val="1"/>
+      <w:numFmt w:val="bullet"/>
+      <w:lvlText w:val=""/>
+      <w:lvlJc w:val="left"/>
+      <w:pPr>
+        <w:tabs>
+          <w:tab w:val="num" w:pos="3600"/>
+        </w:tabs>
+        <w:ind w:left="3600" w:hanging="360"/>
+      </w:pPr>
+      <w:rPr>
+        <w:rFonts w:ascii="Wingdings" w:hAnsi="Wingdings" w:hint="default"/>
+        <w:sz w:val="20"/>
+      </w:rPr>
+    </w:lvl>
+    <w:lvl w:ilvl="5" w:tentative="1">
+      <w:start w:val="1"/>
+      <w:numFmt w:val="bullet"/>
+      <w:lvlText w:val=""/>
+      <w:lvlJc w:val="left"/>
+      <w:pPr>
+        <w:tabs>
+          <w:tab w:val="num" w:pos="4320"/>
+        </w:tabs>
+        <w:ind w:left="4320" w:hanging="360"/>
+      </w:pPr>
+      <w:rPr>
+        <w:rFonts w:ascii="Wingdings" w:hAnsi="Wingdings" w:hint="default"/>
+        <w:sz w:val="20"/>
+      </w:rPr>
+    </w:lvl>
+    <w:lvl w:ilvl="6" w:tentative="1">
+      <w:start w:val="1"/>
+      <w:numFmt w:val="bullet"/>
+      <w:lvlText w:val=""/>
+      <w:lvlJc w:val="left"/>
+      <w:pPr>
+        <w:tabs>
+          <w:tab w:val="num" w:pos="5040"/>
+        </w:tabs>
+        <w:ind w:left="5040" w:hanging="360"/>
+      </w:pPr>
+      <w:rPr>
+        <w:rFonts w:ascii="Wingdings" w:hAnsi="Wingdings" w:hint="default"/>
+        <w:sz w:val="20"/>
+      </w:rPr>
+    </w:lvl>
+    <w:lvl w:ilvl="7" w:tentative="1">
+      <w:start w:val="1"/>
+      <w:numFmt w:val="bullet"/>
+      <w:lvlText w:val=""/>
+      <w:lvlJc w:val="left"/>
+      <w:pPr>
+        <w:tabs>
+          <w:tab w:val="num" w:pos="5760"/>
+        </w:tabs>
+        <w:ind w:left="5760" w:hanging="360"/>
+      </w:pPr>
+      <w:rPr>
+        <w:rFonts w:ascii="Wingdings" w:hAnsi="Wingdings" w:hint="default"/>
+        <w:sz w:val="20"/>
+      </w:rPr>
+    </w:lvl>
+    <w:lvl w:ilvl="8" w:tentative="1">
+      <w:start w:val="1"/>
+      <w:numFmt w:val="bullet"/>
+      <w:lvlText w:val=""/>
+      <w:lvlJc w:val="left"/>
+      <w:pPr>
+        <w:tabs>
+          <w:tab w:val="num" w:pos="6480"/>
+        </w:tabs>
+        <w:ind w:left="6480" w:hanging="360"/>
+      </w:pPr>
+      <w:rPr>
+        <w:rFonts w:ascii="Wingdings" w:hAnsi="Wingdings" w:hint="default"/>
+        <w:sz w:val="20"/>
+      </w:rPr>
+    </w:lvl>
+  </w:abstractNum>
+  <w:abstractNum w:abstractNumId="4" w15:restartNumberingAfterBreak="0">
+    <w:nsid w:val="66B57C3A"/>
+    <w:multiLevelType w:val="multilevel"/>
+    <w:tmpl w:val="3DAA0CF6"/>
+    <w:lvl w:ilvl="0">
+      <w:start w:val="1"/>
+      <w:numFmt w:val="bullet"/>
+      <w:lvlText w:val=""/>
+      <w:lvlJc w:val="left"/>
+      <w:pPr>
+        <w:tabs>
+          <w:tab w:val="num" w:pos="720"/>
+        </w:tabs>
+        <w:ind w:left="720" w:hanging="360"/>
+      </w:pPr>
+      <w:rPr>
+        <w:rFonts w:ascii="Symbol" w:hAnsi="Symbol" w:hint="default"/>
+        <w:sz w:val="20"/>
+      </w:rPr>
+    </w:lvl>
+    <w:lvl w:ilvl="1">
+      <w:start w:val="1"/>
+      <w:numFmt w:val="bullet"/>
+      <w:lvlText w:val="o"/>
+      <w:lvlJc w:val="left"/>
+      <w:pPr>
+        <w:tabs>
+          <w:tab w:val="num" w:pos="1440"/>
+        </w:tabs>
+        <w:ind w:left="1440" w:hanging="360"/>
+      </w:pPr>
+      <w:rPr>
+        <w:rFonts w:ascii="Courier New" w:hAnsi="Courier New" w:hint="default"/>
+        <w:sz w:val="20"/>
+      </w:rPr>
+    </w:lvl>
+    <w:lvl w:ilvl="2" w:tentative="1">
+      <w:start w:val="1"/>
+      <w:numFmt w:val="bullet"/>
+      <w:lvlText w:val=""/>
+      <w:lvlJc w:val="left"/>
+      <w:pPr>
+        <w:tabs>
+          <w:tab w:val="num" w:pos="2160"/>
+        </w:tabs>
+        <w:ind w:left="2160" w:hanging="360"/>
+      </w:pPr>
+      <w:rPr>
+        <w:rFonts w:ascii="Wingdings" w:hAnsi="Wingdings" w:hint="default"/>
+        <w:sz w:val="20"/>
+      </w:rPr>
+    </w:lvl>
+    <w:lvl w:ilvl="3" w:tentative="1">
+      <w:start w:val="1"/>
+      <w:numFmt w:val="bullet"/>
+      <w:lvlText w:val=""/>
+      <w:lvlJc w:val="left"/>
+      <w:pPr>
+        <w:tabs>
+          <w:tab w:val="num" w:pos="2880"/>
+        </w:tabs>
+        <w:ind w:left="2880" w:hanging="360"/>
+      </w:pPr>
+      <w:rPr>
+        <w:rFonts w:ascii="Wingdings" w:hAnsi="Wingdings" w:hint="default"/>
+        <w:sz w:val="20"/>
+      </w:rPr>
+    </w:lvl>
+    <w:lvl w:ilvl="4" w:tentative="1">
+      <w:start w:val="1"/>
+      <w:numFmt w:val="bullet"/>
+      <w:lvlText w:val=""/>
+      <w:lvlJc w:val="left"/>
+      <w:pPr>
+        <w:tabs>
+          <w:tab w:val="num" w:pos="3600"/>
+        </w:tabs>
+        <w:ind w:left="3600" w:hanging="360"/>
+      </w:pPr>
+      <w:rPr>
+        <w:rFonts w:ascii="Wingdings" w:hAnsi="Wingdings" w:hint="default"/>
+        <w:sz w:val="20"/>
+      </w:rPr>
+    </w:lvl>
+    <w:lvl w:ilvl="5" w:tentative="1">
+      <w:start w:val="1"/>
+      <w:numFmt w:val="bullet"/>
+      <w:lvlText w:val=""/>
+      <w:lvlJc w:val="left"/>
+      <w:pPr>
+        <w:tabs>
+          <w:tab w:val="num" w:pos="4320"/>
+        </w:tabs>
+        <w:ind w:left="4320" w:hanging="360"/>
+      </w:pPr>
+      <w:rPr>
+        <w:rFonts w:ascii="Wingdings" w:hAnsi="Wingdings" w:hint="default"/>
+        <w:sz w:val="20"/>
+      </w:rPr>
+    </w:lvl>
+    <w:lvl w:ilvl="6" w:tentative="1">
+      <w:start w:val="1"/>
+      <w:numFmt w:val="bullet"/>
+      <w:lvlText w:val=""/>
+      <w:lvlJc w:val="left"/>
+      <w:pPr>
+        <w:tabs>
+          <w:tab w:val="num" w:pos="5040"/>
+        </w:tabs>
+        <w:ind w:left="5040" w:hanging="360"/>
+      </w:pPr>
+      <w:rPr>
+        <w:rFonts w:ascii="Wingdings" w:hAnsi="Wingdings" w:hint="default"/>
+        <w:sz w:val="20"/>
+      </w:rPr>
+    </w:lvl>
+    <w:lvl w:ilvl="7" w:tentative="1">
+      <w:start w:val="1"/>
+      <w:numFmt w:val="bullet"/>
+      <w:lvlText w:val=""/>
+      <w:lvlJc w:val="left"/>
+      <w:pPr>
+        <w:tabs>
+          <w:tab w:val="num" w:pos="5760"/>
+        </w:tabs>
+        <w:ind w:left="5760" w:hanging="360"/>
+      </w:pPr>
+      <w:rPr>
+        <w:rFonts w:ascii="Wingdings" w:hAnsi="Wingdings" w:hint="default"/>
+        <w:sz w:val="20"/>
+      </w:rPr>
+    </w:lvl>
+    <w:lvl w:ilvl="8" w:tentative="1">
+      <w:start w:val="1"/>
+      <w:numFmt w:val="bullet"/>
+      <w:lvlText w:val=""/>
+      <w:lvlJc w:val="left"/>
+      <w:pPr>
+        <w:tabs>
+          <w:tab w:val="num" w:pos="6480"/>
+        </w:tabs>
+        <w:ind w:left="6480" w:hanging="360"/>
+      </w:pPr>
+      <w:rPr>
+        <w:rFonts w:ascii="Wingdings" w:hAnsi="Wingdings" w:hint="default"/>
+        <w:sz w:val="20"/>
+      </w:rPr>
+    </w:lvl>
+  </w:abstractNum>
+  <w:abstractNum w:abstractNumId="5" w15:restartNumberingAfterBreak="0">
+    <w:nsid w:val="6BFF5443"/>
+    <w:multiLevelType w:val="multilevel"/>
+    <w:tmpl w:val="A408382E"/>
+    <w:lvl w:ilvl="0">
+      <w:start w:val="1"/>
+      <w:numFmt w:val="bullet"/>
+      <w:lvlText w:val=""/>
+      <w:lvlJc w:val="left"/>
+      <w:pPr>
+        <w:tabs>
+          <w:tab w:val="num" w:pos="720"/>
+        </w:tabs>
+        <w:ind w:left="720" w:hanging="360"/>
+      </w:pPr>
+      <w:rPr>
+        <w:rFonts w:ascii="Symbol" w:hAnsi="Symbol" w:hint="default"/>
+        <w:sz w:val="20"/>
+      </w:rPr>
+    </w:lvl>
+    <w:lvl w:ilvl="1" w:tentative="1">
+      <w:start w:val="1"/>
+      <w:numFmt w:val="bullet"/>
+      <w:lvlText w:val="o"/>
+      <w:lvlJc w:val="left"/>
+      <w:pPr>
+        <w:tabs>
+          <w:tab w:val="num" w:pos="1440"/>
+        </w:tabs>
+        <w:ind w:left="1440" w:hanging="360"/>
+      </w:pPr>
+      <w:rPr>
+        <w:rFonts w:ascii="Courier New" w:hAnsi="Courier New" w:hint="default"/>
+        <w:sz w:val="20"/>
+      </w:rPr>
+    </w:lvl>
+    <w:lvl w:ilvl="2" w:tentative="1">
+      <w:start w:val="1"/>
+      <w:numFmt w:val="bullet"/>
+      <w:lvlText w:val=""/>
+      <w:lvlJc w:val="left"/>
+      <w:pPr>
+        <w:tabs>
+          <w:tab w:val="num" w:pos="2160"/>
+        </w:tabs>
+        <w:ind w:left="2160" w:hanging="360"/>
+      </w:pPr>
+      <w:rPr>
+        <w:rFonts w:ascii="Wingdings" w:hAnsi="Wingdings" w:hint="default"/>
+        <w:sz w:val="20"/>
+      </w:rPr>
+    </w:lvl>
+    <w:lvl w:ilvl="3" w:tentative="1">
+      <w:start w:val="1"/>
+      <w:numFmt w:val="bullet"/>
+      <w:lvlText w:val=""/>
+      <w:lvlJc w:val="left"/>
+      <w:pPr>
+        <w:tabs>
+          <w:tab w:val="num" w:pos="2880"/>
+        </w:tabs>
+        <w:ind w:left="2880" w:hanging="360"/>
+      </w:pPr>
+      <w:rPr>
+        <w:rFonts w:ascii="Wingdings" w:hAnsi="Wingdings" w:hint="default"/>
+        <w:sz w:val="20"/>
+      </w:rPr>
+    </w:lvl>
+    <w:lvl w:ilvl="4" w:tentative="1">
+      <w:start w:val="1"/>
+      <w:numFmt w:val="bullet"/>
+      <w:lvlText w:val=""/>
+      <w:lvlJc w:val="left"/>
+      <w:pPr>
+        <w:tabs>
+          <w:tab w:val="num" w:pos="3600"/>
+        </w:tabs>
+        <w:ind w:left="3600" w:hanging="360"/>
+      </w:pPr>
+      <w:rPr>
+        <w:rFonts w:ascii="Wingdings" w:hAnsi="Wingdings" w:hint="default"/>
+        <w:sz w:val="20"/>
+      </w:rPr>
+    </w:lvl>
+    <w:lvl w:ilvl="5" w:tentative="1">
+      <w:start w:val="1"/>
+      <w:numFmt w:val="bullet"/>
+      <w:lvlText w:val=""/>
+      <w:lvlJc w:val="left"/>
+      <w:pPr>
+        <w:tabs>
+          <w:tab w:val="num" w:pos="4320"/>
+        </w:tabs>
+        <w:ind w:left="4320" w:hanging="360"/>
+      </w:pPr>
+      <w:rPr>
+        <w:rFonts w:ascii="Wingdings" w:hAnsi="Wingdings" w:hint="default"/>
+        <w:sz w:val="20"/>
+      </w:rPr>
+    </w:lvl>
+    <w:lvl w:ilvl="6" w:tentative="1">
+      <w:start w:val="1"/>
+      <w:numFmt w:val="bullet"/>
+      <w:lvlText w:val=""/>
+      <w:lvlJc w:val="left"/>
+      <w:pPr>
+        <w:tabs>
+          <w:tab w:val="num" w:pos="5040"/>
+        </w:tabs>
+        <w:ind w:left="5040" w:hanging="360"/>
+      </w:pPr>
+      <w:rPr>
+        <w:rFonts w:ascii="Wingdings" w:hAnsi="Wingdings" w:hint="default"/>
+        <w:sz w:val="20"/>
+      </w:rPr>
+    </w:lvl>
+    <w:lvl w:ilvl="7" w:tentative="1">
+      <w:start w:val="1"/>
+      <w:numFmt w:val="bullet"/>
+      <w:lvlText w:val=""/>
+      <w:lvlJc w:val="left"/>
+      <w:pPr>
+        <w:tabs>
+          <w:tab w:val="num" w:pos="5760"/>
+        </w:tabs>
+        <w:ind w:left="5760" w:hanging="360"/>
+      </w:pPr>
+      <w:rPr>
+        <w:rFonts w:ascii="Wingdings" w:hAnsi="Wingdings" w:hint="default"/>
+        <w:sz w:val="20"/>
+      </w:rPr>
+    </w:lvl>
+    <w:lvl w:ilvl="8" w:tentative="1">
+      <w:start w:val="1"/>
+      <w:numFmt w:val="bullet"/>
+      <w:lvlText w:val=""/>
+      <w:lvlJc w:val="left"/>
+      <w:pPr>
+        <w:tabs>
+          <w:tab w:val="num" w:pos="6480"/>
+        </w:tabs>
+        <w:ind w:left="6480" w:hanging="360"/>
+      </w:pPr>
+      <w:rPr>
+        <w:rFonts w:ascii="Wingdings" w:hAnsi="Wingdings" w:hint="default"/>
+        <w:sz w:val="20"/>
+      </w:rPr>
+    </w:lvl>
+  </w:abstractNum>
+  <w:abstractNum w:abstractNumId="6" w15:restartNumberingAfterBreak="0">
+    <w:nsid w:val="6C59669D"/>
+    <w:multiLevelType w:val="multilevel"/>
+    <w:tmpl w:val="B69AAA22"/>
+    <w:lvl w:ilvl="0">
+      <w:start w:val="1"/>
+      <w:numFmt w:val="bullet"/>
+      <w:lvlText w:val=""/>
+      <w:lvlJc w:val="left"/>
+      <w:pPr>
+        <w:tabs>
+          <w:tab w:val="num" w:pos="720"/>
+        </w:tabs>
+        <w:ind w:left="720" w:hanging="360"/>
+      </w:pPr>
+      <w:rPr>
+        <w:rFonts w:ascii="Symbol" w:hAnsi="Symbol" w:hint="default"/>
+        <w:sz w:val="20"/>
+      </w:rPr>
+    </w:lvl>
+    <w:lvl w:ilvl="1">
+      <w:start w:val="1"/>
+      <w:numFmt w:val="bullet"/>
+      <w:lvlText w:val="o"/>
+      <w:lvlJc w:val="left"/>
+      <w:pPr>
+        <w:tabs>
+          <w:tab w:val="num" w:pos="1440"/>
+        </w:tabs>
+        <w:ind w:left="1440" w:hanging="360"/>
+      </w:pPr>
+      <w:rPr>
+        <w:rFonts w:ascii="Courier New" w:hAnsi="Courier New" w:hint="default"/>
+        <w:sz w:val="20"/>
+      </w:rPr>
+    </w:lvl>
+    <w:lvl w:ilvl="2">
+      <w:start w:val="1"/>
+      <w:numFmt w:val="bullet"/>
+      <w:lvlText w:val=""/>
+      <w:lvlJc w:val="left"/>
+      <w:pPr>
+        <w:tabs>
+          <w:tab w:val="num" w:pos="2160"/>
+        </w:tabs>
+        <w:ind w:left="2160" w:hanging="360"/>
+      </w:pPr>
+      <w:rPr>
+        <w:rFonts w:ascii="Wingdings" w:hAnsi="Wingdings" w:hint="default"/>
+        <w:sz w:val="20"/>
+      </w:rPr>
+    </w:lvl>
+    <w:lvl w:ilvl="3" w:tentative="1">
+      <w:start w:val="1"/>
+      <w:numFmt w:val="bullet"/>
+      <w:lvlText w:val=""/>
+      <w:lvlJc w:val="left"/>
+      <w:pPr>
+        <w:tabs>
+          <w:tab w:val="num" w:pos="2880"/>
+        </w:tabs>
+        <w:ind w:left="2880" w:hanging="360"/>
+      </w:pPr>
+      <w:rPr>
+        <w:rFonts w:ascii="Wingdings" w:hAnsi="Wingdings" w:hint="default"/>
+        <w:sz w:val="20"/>
+      </w:rPr>
+    </w:lvl>
+    <w:lvl w:ilvl="4" w:tentative="1">
+      <w:start w:val="1"/>
+      <w:numFmt w:val="bullet"/>
+      <w:lvlText w:val=""/>
+      <w:lvlJc w:val="left"/>
+      <w:pPr>
+        <w:tabs>
+          <w:tab w:val="num" w:pos="3600"/>
+        </w:tabs>
+        <w:ind w:left="3600" w:hanging="360"/>
+      </w:pPr>
+      <w:rPr>
+        <w:rFonts w:ascii="Wingdings" w:hAnsi="Wingdings" w:hint="default"/>
+        <w:sz w:val="20"/>
+      </w:rPr>
+    </w:lvl>
+    <w:lvl w:ilvl="5" w:tentative="1">
+      <w:start w:val="1"/>
+      <w:numFmt w:val="bullet"/>
+      <w:lvlText w:val=""/>
+      <w:lvlJc w:val="left"/>
+      <w:pPr>
+        <w:tabs>
+          <w:tab w:val="num" w:pos="4320"/>
+        </w:tabs>
+        <w:ind w:left="4320" w:hanging="360"/>
+      </w:pPr>
+      <w:rPr>
+        <w:rFonts w:ascii="Wingdings" w:hAnsi="Wingdings" w:hint="default"/>
+        <w:sz w:val="20"/>
+      </w:rPr>
+    </w:lvl>
+    <w:lvl w:ilvl="6" w:tentative="1">
+      <w:start w:val="1"/>
+      <w:numFmt w:val="bullet"/>
+      <w:lvlText w:val=""/>
+      <w:lvlJc w:val="left"/>
+      <w:pPr>
+        <w:tabs>
+          <w:tab w:val="num" w:pos="5040"/>
+        </w:tabs>
+        <w:ind w:left="5040" w:hanging="360"/>
+      </w:pPr>
+      <w:rPr>
+        <w:rFonts w:ascii="Wingdings" w:hAnsi="Wingdings" w:hint="default"/>
+        <w:sz w:val="20"/>
+      </w:rPr>
+    </w:lvl>
+    <w:lvl w:ilvl="7" w:tentative="1">
+      <w:start w:val="1"/>
+      <w:numFmt w:val="bullet"/>
+      <w:lvlText w:val=""/>
+      <w:lvlJc w:val="left"/>
+      <w:pPr>
+        <w:tabs>
+          <w:tab w:val="num" w:pos="5760"/>
+        </w:tabs>
+        <w:ind w:left="5760" w:hanging="360"/>
+      </w:pPr>
+      <w:rPr>
+        <w:rFonts w:ascii="Wingdings" w:hAnsi="Wingdings" w:hint="default"/>
+        <w:sz w:val="20"/>
+      </w:rPr>
+    </w:lvl>
+    <w:lvl w:ilvl="8" w:tentative="1">
+      <w:start w:val="1"/>
+      <w:numFmt w:val="bullet"/>
+      <w:lvlText w:val=""/>
+      <w:lvlJc w:val="left"/>
+      <w:pPr>
+        <w:tabs>
+          <w:tab w:val="num" w:pos="6480"/>
+        </w:tabs>
+        <w:ind w:left="6480" w:hanging="360"/>
+      </w:pPr>
+      <w:rPr>
+        <w:rFonts w:ascii="Wingdings" w:hAnsi="Wingdings" w:hint="default"/>
+        <w:sz w:val="20"/>
+      </w:rPr>
+    </w:lvl>
+  </w:abstractNum>
+  <w:abstractNum w:abstractNumId="7" w15:restartNumberingAfterBreak="0">
+    <w:nsid w:val="7263034B"/>
+    <w:multiLevelType w:val="multilevel"/>
+    <w:tmpl w:val="205A978A"/>
+    <w:lvl w:ilvl="0">
+      <w:start w:val="1"/>
+      <w:numFmt w:val="bullet"/>
+      <w:lvlText w:val=""/>
+      <w:lvlJc w:val="left"/>
+      <w:pPr>
+        <w:tabs>
+          <w:tab w:val="num" w:pos="720"/>
+        </w:tabs>
+        <w:ind w:left="720" w:hanging="360"/>
+      </w:pPr>
+      <w:rPr>
+        <w:rFonts w:ascii="Symbol" w:hAnsi="Symbol" w:hint="default"/>
+        <w:sz w:val="20"/>
+      </w:rPr>
+    </w:lvl>
+    <w:lvl w:ilvl="1">
+      <w:start w:val="1"/>
+      <w:numFmt w:val="bullet"/>
+      <w:lvlText w:val="o"/>
+      <w:lvlJc w:val="left"/>
+      <w:pPr>
+        <w:tabs>
+          <w:tab w:val="num" w:pos="1440"/>
+        </w:tabs>
+        <w:ind w:left="1440" w:hanging="360"/>
+      </w:pPr>
+      <w:rPr>
+        <w:rFonts w:ascii="Courier New" w:hAnsi="Courier New" w:hint="default"/>
+        <w:sz w:val="20"/>
+      </w:rPr>
+    </w:lvl>
+    <w:lvl w:ilvl="2" w:tentative="1">
+      <w:start w:val="1"/>
+      <w:numFmt w:val="bullet"/>
+      <w:lvlText w:val=""/>
+      <w:lvlJc w:val="left"/>
+      <w:pPr>
+        <w:tabs>
+          <w:tab w:val="num" w:pos="2160"/>
+        </w:tabs>
+        <w:ind w:left="2160" w:hanging="360"/>
+      </w:pPr>
+      <w:rPr>
+        <w:rFonts w:ascii="Wingdings" w:hAnsi="Wingdings" w:hint="default"/>
+        <w:sz w:val="20"/>
+      </w:rPr>
+    </w:lvl>
+    <w:lvl w:ilvl="3" w:tentative="1">
+      <w:start w:val="1"/>
+      <w:numFmt w:val="bullet"/>
+      <w:lvlText w:val=""/>
+      <w:lvlJc w:val="left"/>
+      <w:pPr>
+        <w:tabs>
+          <w:tab w:val="num" w:pos="2880"/>
+        </w:tabs>
+        <w:ind w:left="2880" w:hanging="360"/>
+      </w:pPr>
+      <w:rPr>
+        <w:rFonts w:ascii="Wingdings" w:hAnsi="Wingdings" w:hint="default"/>
+        <w:sz w:val="20"/>
+      </w:rPr>
+    </w:lvl>
+    <w:lvl w:ilvl="4" w:tentative="1">
+      <w:start w:val="1"/>
+      <w:numFmt w:val="bullet"/>
+      <w:lvlText w:val=""/>
+      <w:lvlJc w:val="left"/>
+      <w:pPr>
+        <w:tabs>
+          <w:tab w:val="num" w:pos="3600"/>
+        </w:tabs>
+        <w:ind w:left="3600" w:hanging="360"/>
+      </w:pPr>
+      <w:rPr>
+        <w:rFonts w:ascii="Wingdings" w:hAnsi="Wingdings" w:hint="default"/>
+        <w:sz w:val="20"/>
+      </w:rPr>
+    </w:lvl>
+    <w:lvl w:ilvl="5" w:tentative="1">
+      <w:start w:val="1"/>
+      <w:numFmt w:val="bullet"/>
+      <w:lvlText w:val=""/>
+      <w:lvlJc w:val="left"/>
+      <w:pPr>
+        <w:tabs>
+          <w:tab w:val="num" w:pos="4320"/>
+        </w:tabs>
+        <w:ind w:left="4320" w:hanging="360"/>
+      </w:pPr>
+      <w:rPr>
+        <w:rFonts w:ascii="Wingdings" w:hAnsi="Wingdings" w:hint="default"/>
+        <w:sz w:val="20"/>
+      </w:rPr>
+    </w:lvl>
+    <w:lvl w:ilvl="6" w:tentative="1">
+      <w:start w:val="1"/>
+      <w:numFmt w:val="bullet"/>
+      <w:lvlText w:val=""/>
+      <w:lvlJc w:val="left"/>
+      <w:pPr>
+        <w:tabs>
+          <w:tab w:val="num" w:pos="5040"/>
+        </w:tabs>
+        <w:ind w:left="5040" w:hanging="360"/>
+      </w:pPr>
+      <w:rPr>
+        <w:rFonts w:ascii="Wingdings" w:hAnsi="Wingdings" w:hint="default"/>
+        <w:sz w:val="20"/>
+      </w:rPr>
+    </w:lvl>
+    <w:lvl w:ilvl="7" w:tentative="1">
+      <w:start w:val="1"/>
+      <w:numFmt w:val="bullet"/>
+      <w:lvlText w:val=""/>
+      <w:lvlJc w:val="left"/>
+      <w:pPr>
+        <w:tabs>
+          <w:tab w:val="num" w:pos="5760"/>
+        </w:tabs>
+        <w:ind w:left="5760" w:hanging="360"/>
+      </w:pPr>
+      <w:rPr>
+        <w:rFonts w:ascii="Wingdings" w:hAnsi="Wingdings" w:hint="default"/>
+        <w:sz w:val="20"/>
+      </w:rPr>
+    </w:lvl>
+    <w:lvl w:ilvl="8" w:tentative="1">
+      <w:start w:val="1"/>
+      <w:numFmt w:val="bullet"/>
+      <w:lvlText w:val=""/>
+      <w:lvlJc w:val="left"/>
+      <w:pPr>
+        <w:tabs>
+          <w:tab w:val="num" w:pos="6480"/>
+        </w:tabs>
+        <w:ind w:left="6480" w:hanging="360"/>
+      </w:pPr>
+      <w:rPr>
+        <w:rFonts w:ascii="Wingdings" w:hAnsi="Wingdings" w:hint="default"/>
+        <w:sz w:val="20"/>
+      </w:rPr>
+    </w:lvl>
+  </w:abstractNum>
+  <w:abstractNum w:abstractNumId="8" w15:restartNumberingAfterBreak="0">
+    <w:nsid w:val="787153EA"/>
+    <w:multiLevelType w:val="multilevel"/>
+    <w:tmpl w:val="207C7BE2"/>
+    <w:lvl w:ilvl="0">
+      <w:start w:val="1"/>
+      <w:numFmt w:val="bullet"/>
+      <w:lvlText w:val=""/>
+      <w:lvlJc w:val="left"/>
+      <w:pPr>
+        <w:tabs>
+          <w:tab w:val="num" w:pos="720"/>
+        </w:tabs>
+        <w:ind w:left="720" w:hanging="360"/>
+      </w:pPr>
+      <w:rPr>
+        <w:rFonts w:ascii="Symbol" w:hAnsi="Symbol" w:hint="default"/>
+        <w:sz w:val="20"/>
+      </w:rPr>
+    </w:lvl>
+    <w:lvl w:ilvl="1" w:tentative="1">
+      <w:start w:val="1"/>
+      <w:numFmt w:val="bullet"/>
+      <w:lvlText w:val="o"/>
+      <w:lvlJc w:val="left"/>
+      <w:pPr>
+        <w:tabs>
+          <w:tab w:val="num" w:pos="1440"/>
+        </w:tabs>
+        <w:ind w:left="1440" w:hanging="360"/>
+      </w:pPr>
+      <w:rPr>
+        <w:rFonts w:ascii="Courier New" w:hAnsi="Courier New" w:hint="default"/>
+        <w:sz w:val="20"/>
+      </w:rPr>
+    </w:lvl>
+    <w:lvl w:ilvl="2" w:tentative="1">
+      <w:start w:val="1"/>
+      <w:numFmt w:val="bullet"/>
+      <w:lvlText w:val=""/>
+      <w:lvlJc w:val="left"/>
+      <w:pPr>
+        <w:tabs>
+          <w:tab w:val="num" w:pos="2160"/>
+        </w:tabs>
+        <w:ind w:left="2160" w:hanging="360"/>
+      </w:pPr>
+      <w:rPr>
+        <w:rFonts w:ascii="Wingdings" w:hAnsi="Wingdings" w:hint="default"/>
+        <w:sz w:val="20"/>
+      </w:rPr>
+    </w:lvl>
+    <w:lvl w:ilvl="3" w:tentative="1">
+      <w:start w:val="1"/>
+      <w:numFmt w:val="bullet"/>
+      <w:lvlText w:val=""/>
+      <w:lvlJc w:val="left"/>
+      <w:pPr>
+        <w:tabs>
+          <w:tab w:val="num" w:pos="2880"/>
+        </w:tabs>
+        <w:ind w:left="2880" w:hanging="360"/>
+      </w:pPr>
+      <w:rPr>
+        <w:rFonts w:ascii="Wingdings" w:hAnsi="Wingdings" w:hint="default"/>
+        <w:sz w:val="20"/>
+      </w:rPr>
+    </w:lvl>
+    <w:lvl w:ilvl="4" w:tentative="1">
+      <w:start w:val="1"/>
+      <w:numFmt w:val="bullet"/>
+      <w:lvlText w:val=""/>
+      <w:lvlJc w:val="left"/>
+      <w:pPr>
+        <w:tabs>
+          <w:tab w:val="num" w:pos="3600"/>
+        </w:tabs>
+        <w:ind w:left="3600" w:hanging="360"/>
+      </w:pPr>
+      <w:rPr>
+        <w:rFonts w:ascii="Wingdings" w:hAnsi="Wingdings" w:hint="default"/>
+        <w:sz w:val="20"/>
+      </w:rPr>
+    </w:lvl>
+    <w:lvl w:ilvl="5" w:tentative="1">
+      <w:start w:val="1"/>
+      <w:numFmt w:val="bullet"/>
+      <w:lvlText w:val=""/>
+      <w:lvlJc w:val="left"/>
+      <w:pPr>
+        <w:tabs>
+          <w:tab w:val="num" w:pos="4320"/>
+        </w:tabs>
+        <w:ind w:left="4320" w:hanging="360"/>
+      </w:pPr>
+      <w:rPr>
+        <w:rFonts w:ascii="Wingdings" w:hAnsi="Wingdings" w:hint="default"/>
+        <w:sz w:val="20"/>
+      </w:rPr>
+    </w:lvl>
+    <w:lvl w:ilvl="6" w:tentative="1">
+      <w:start w:val="1"/>
+      <w:numFmt w:val="bullet"/>
+      <w:lvlText w:val=""/>
+      <w:lvlJc w:val="left"/>
+      <w:pPr>
+        <w:tabs>
+          <w:tab w:val="num" w:pos="5040"/>
+        </w:tabs>
+        <w:ind w:left="5040" w:hanging="360"/>
+      </w:pPr>
+      <w:rPr>
+        <w:rFonts w:ascii="Wingdings" w:hAnsi="Wingdings" w:hint="default"/>
+        <w:sz w:val="20"/>
+      </w:rPr>
+    </w:lvl>
+    <w:lvl w:ilvl="7" w:tentative="1">
+      <w:start w:val="1"/>
+      <w:numFmt w:val="bullet"/>
+      <w:lvlText w:val=""/>
+      <w:lvlJc w:val="left"/>
+      <w:pPr>
+        <w:tabs>
+          <w:tab w:val="num" w:pos="5760"/>
+        </w:tabs>
+        <w:ind w:left="5760" w:hanging="360"/>
+      </w:pPr>
+      <w:rPr>
+        <w:rFonts w:ascii="Wingdings" w:hAnsi="Wingdings" w:hint="default"/>
+        <w:sz w:val="20"/>
+      </w:rPr>
+    </w:lvl>
+    <w:lvl w:ilvl="8" w:tentative="1">
+      <w:start w:val="1"/>
+      <w:numFmt w:val="bullet"/>
+      <w:lvlText w:val=""/>
+      <w:lvlJc w:val="left"/>
+      <w:pPr>
+        <w:tabs>
+          <w:tab w:val="num" w:pos="6480"/>
+        </w:tabs>
+        <w:ind w:left="6480" w:hanging="360"/>
+      </w:pPr>
+      <w:rPr>
+        <w:rFonts w:ascii="Wingdings" w:hAnsi="Wingdings" w:hint="default"/>
+        <w:sz w:val="20"/>
+      </w:rPr>
+    </w:lvl>
+  </w:abstractNum>
   <w:num w:numId="1" w16cid:durableId="1795099989">
     <w:abstractNumId w:val="0"/>
+  </w:num>
+  <w:num w:numId="2" w16cid:durableId="582034854">
+    <w:abstractNumId w:val="6"/>
+  </w:num>
+  <w:num w:numId="3" w16cid:durableId="2132434701">
+    <w:abstractNumId w:val="1"/>
+  </w:num>
+  <w:num w:numId="4" w16cid:durableId="856696820">
+    <w:abstractNumId w:val="2"/>
+  </w:num>
+  <w:num w:numId="5" w16cid:durableId="1159349562">
+    <w:abstractNumId w:val="4"/>
+  </w:num>
+  <w:num w:numId="6" w16cid:durableId="334385310">
+    <w:abstractNumId w:val="7"/>
+  </w:num>
+  <w:num w:numId="7" w16cid:durableId="2101874150">
+    <w:abstractNumId w:val="8"/>
+  </w:num>
+  <w:num w:numId="8" w16cid:durableId="1240097580">
+    <w:abstractNumId w:val="5"/>
+  </w:num>
+  <w:num w:numId="9" w16cid:durableId="1211069229">
+    <w:abstractNumId w:val="3"/>
   </w:num>
 </w:numbering>
 </file>
